--- a/engine/arcc_study/ARCC_Valuation_Study_10-09-2026_public.docx
+++ b/engine/arcc_study/ARCC_Valuation_Study_10-09-2026_public.docx
@@ -11423,7 +11423,7 @@
           <w:color w:val="1C3A36"/>
           <w:sz w:val="21"/>
         </w:rPr>
-        <w:t>On 6 August 2026 EFG Hermes published a Buy rating on ARCC with a target price of EGP 69.75, against a spot of EGP 77.00. Both models reproduce FY2025 revenue, cost of sales, gross profit, D&amp;A, capex and net cash to the pound, so the whole EGP -7.73 gap between the two targets is forward-looking. What follows replaces one driver of theirs with one of ours at a time and records the change, so the bars sum to the gap by construction rather than by a plug.</w:t>
+        <w:t>On 6 August 2026 EFG Hermes published a Buy rating on ARCC with a target price of EGP 69.75, against a spot of EGP 77.00. Both models reproduce FY2025 revenue, cost of sales, gross profit, D&amp;A, capex and net cash to the pound, so the whole EGP -7.42 gap between the two targets is forward-looking. What follows replaces one driver of theirs with one of ours at a time and records the change, so the bars sum to the gap by construction rather than by a plug.</w:t>
       </w:r>
     </w:p>
     <w:tbl>
@@ -11819,7 +11819,7 @@
                 <w:color w:val="1C3A36"/>
                 <w:sz w:val="17"/>
               </w:rPr>
-              <w:t>-5.72</w:t>
+              <w:t>-6.12</w:t>
             </w:r>
           </w:p>
         </w:tc>
@@ -11837,7 +11837,7 @@
                 <w:color w:val="1C3A36"/>
                 <w:sz w:val="17"/>
               </w:rPr>
-              <w:t>their flat 20.06% vs our 27.60%-&gt;16.74%</w:t>
+              <w:t>their flat 20.06% vs our 27.96%-&gt;16.74%</w:t>
             </w:r>
           </w:p>
         </w:tc>
@@ -11874,7 +11874,7 @@
                 <w:color w:val="1C3A36"/>
                 <w:sz w:val="17"/>
               </w:rPr>
-              <w:t>-3.69</w:t>
+              <w:t>-3.60</w:t>
             </w:r>
           </w:p>
         </w:tc>
@@ -11892,7 +11892,7 @@
                 <w:color w:val="1C3A36"/>
                 <w:sz w:val="17"/>
               </w:rPr>
-              <w:t>-5.06 out of window, +1.37 back as cash</w:t>
+              <w:t>-4.96 out of window, +1.37 back as cash</w:t>
             </w:r>
           </w:p>
         </w:tc>
@@ -12039,7 +12039,7 @@
                 <w:color w:val="1C3A36"/>
                 <w:sz w:val="17"/>
               </w:rPr>
-              <w:t>77.49</w:t>
+              <w:t>77.18</w:t>
             </w:r>
           </w:p>
         </w:tc>
@@ -12079,7 +12079,7 @@
           <w:color w:val="6E7B77"/>
           <w:sz w:val="17"/>
         </w:rPr>
-        <w:t>Table 14 — The reconciliation bridge. Bars sum to the gap exactly (+7.73 vs +7.73). Reproduced independently as a check before publication.</w:t>
+        <w:t>Table 14 — The reconciliation bridge. Bars sum to the gap exactly (+7.42 vs +7.42). Reproduced independently as a check before publication.</w:t>
       </w:r>
     </w:p>
     <w:p>
@@ -12147,7 +12147,7 @@
           <w:color w:val="1C3A36"/>
           <w:sz w:val="21"/>
         </w:rPr>
-        <w:t>Sorting the eight steps by who the evidence favours: the items where EFG’s own construction is inconsistent with itself sum to +3.75 — an internal date mismatch between their discount factors and their cash balance, a capex path that sits below their own depreciation in every tabulated year, a terminal value grown without a reinvestment charge, and a dividend of EGP 5.34/share, ex 12 April 2026, that their own front page discloses and their balance sheet does not appear to reflect. Two items are genuinely open — the operating build, where our volumes are higher and our margin path is lower, and the discount-rate convention, where their rate is below the sovereign risk-free rate early and harsher than ours late, worth a combined +4.01. The remaining -0.03 is a lens-weighting difference, not an error on either side.</w:t>
+        <w:t>Sorting the eight steps by who the evidence favours: the items where EFG’s own construction is inconsistent with itself sum to +3.84 — an internal date mismatch between their discount factors and their cash balance, a capex path that sits below their own depreciation in every tabulated year, a terminal value grown without a reinvestment charge, and a dividend of EGP 5.34/share, ex 12 April 2026, that their own front page discloses and their balance sheet does not appear to reflect. Two items are genuinely open — the operating build, where our volumes are higher and our margin path is lower, and the discount-rate convention, where their rate is below the sovereign risk-free rate early and harsher than ours late, worth a combined +3.61. The remaining -0.03 is a lens-weighting difference, not an error on either side.</w:t>
       </w:r>
     </w:p>
     <w:p>
@@ -12217,7 +12217,7 @@
           <w:color w:val="1C3A36"/>
           <w:sz w:val="19"/>
         </w:rPr>
-        <w:t>Discount rate (-5.72, open — no referee). Their flat 20.06% is applied to FY2026 while the Egyptian 1-year T-bill yields 22.95% -- below the risk-free rate, which is hard to defend. Late in the window it runs the other way. On THEIR calendar, which is the only way to compare a rate against a rate, their year-five factor is 0.4813 against ours of 0.4466, so ours discounts the far end harder. The two work against each other and what is LEFT is this bar, -5.72 a share, which is the number to argue with rather than either convention.</w:t>
+        <w:t>Discount rate (-6.12, open — no referee). Their flat 20.06% is applied to FY2026 while the Egyptian 1-year T-bill yields 22.95% -- below the risk-free rate, which is hard to defend. Late in the window it runs the other way. On THEIR calendar, which is the only way to compare a rate against a rate, their year-five factor is 0.4813 against ours of 0.4439, so ours discounts the far end harder. The two work against each other and what is LEFT is this bar, -6.12 a share, which is the number to argue with rather than either convention.</w:t>
       </w:r>
     </w:p>
     <w:p>
@@ -12231,7 +12231,7 @@
           <w:color w:val="1C3A36"/>
           <w:sz w:val="19"/>
         </w:rPr>
-        <w:t>Valuation date 1 Jan -&gt; 30 Jun (-3.69, EFG off mark). A price is what you pay today. Only the remainder of the current fiscal year sits inside the discounted window, so the rest of that year's free cash flow leaves it -- and arrives in the bridge as cash already earned. This step REMOVES value on net. The +1.37 of accumulated cash is INSIDE the answer; it is not owed on top.</w:t>
+        <w:t>Valuation date 1 Jan -&gt; 30 Jun (-3.60, EFG off mark). A price is what you pay today. Only the remainder of the current fiscal year sits inside the discounted window, so the rest of that year's free cash flow leaves it -- and arrives in the bridge as cash already earned. This step REMOVES value on net. The +1.37 of accumulated cash is INSIDE the answer; it is not owed on top.</w:t>
       </w:r>
     </w:p>
     <w:p>
@@ -13072,7 +13072,7 @@
                 <w:color w:val="1C3A36"/>
                 <w:sz w:val="17"/>
               </w:rPr>
-              <w:t>77.49</w:t>
+              <w:t>77.18</w:t>
             </w:r>
           </w:p>
         </w:tc>
@@ -13090,7 +13090,7 @@
                 <w:color w:val="1C3A36"/>
                 <w:sz w:val="17"/>
               </w:rPr>
-              <w:t>+0.6%</w:t>
+              <w:t>+0.2%</w:t>
             </w:r>
           </w:p>
         </w:tc>
@@ -13127,7 +13127,7 @@
                 <w:color w:val="1C3A36"/>
                 <w:sz w:val="17"/>
               </w:rPr>
-              <w:t>76.62</w:t>
+              <w:t>76.32</w:t>
             </w:r>
           </w:p>
         </w:tc>
@@ -13145,7 +13145,7 @@
                 <w:color w:val="1C3A36"/>
                 <w:sz w:val="17"/>
               </w:rPr>
-              <w:t>-0.5%</w:t>
+              <w:t>-0.9%</w:t>
             </w:r>
           </w:p>
         </w:tc>
@@ -13182,7 +13182,7 @@
                 <w:color w:val="1C3A36"/>
                 <w:sz w:val="17"/>
               </w:rPr>
-              <w:t>75.76</w:t>
+              <w:t>75.46</w:t>
             </w:r>
           </w:p>
         </w:tc>
@@ -13200,7 +13200,7 @@
                 <w:color w:val="1C3A36"/>
                 <w:sz w:val="17"/>
               </w:rPr>
-              <w:t>-1.6%</w:t>
+              <w:t>-2.0%</w:t>
             </w:r>
           </w:p>
         </w:tc>
@@ -13237,7 +13237,7 @@
                 <w:color w:val="1C3A36"/>
                 <w:sz w:val="17"/>
               </w:rPr>
-              <w:t>52.66</w:t>
+              <w:t>52.46</w:t>
             </w:r>
           </w:p>
         </w:tc>
@@ -13255,7 +13255,7 @@
                 <w:color w:val="1C3A36"/>
                 <w:sz w:val="17"/>
               </w:rPr>
-              <w:t>-31.6%</w:t>
+              <w:t>-31.9%</w:t>
             </w:r>
           </w:p>
         </w:tc>
@@ -13292,7 +13292,7 @@
                 <w:color w:val="1C3A36"/>
                 <w:sz w:val="17"/>
               </w:rPr>
-              <w:t>75.76</w:t>
+              <w:t>75.46</w:t>
             </w:r>
           </w:p>
         </w:tc>
@@ -13310,7 +13310,7 @@
                 <w:color w:val="1C3A36"/>
                 <w:sz w:val="17"/>
               </w:rPr>
-              <w:t>-1.6%</w:t>
+              <w:t>-2.0%</w:t>
             </w:r>
           </w:p>
         </w:tc>
@@ -13332,7 +13332,7 @@
           <w:color w:val="6E7B77"/>
           <w:sz w:val="17"/>
         </w:rPr>
-        <w:t>Table 16 — What EFG’s margin view is worth, held against both volume assumptions. Their margin on OUR volumes reaches EGP 75.76, -1.6% against the latest close; their margin AND their volumes together reach EGP 52.66, -31.6%. NEITHER clears the price, and the volume assumption is worth 23.10 a share between them — several times what the margin disagreement is worth, which is why the volume base carries its own sensitivity in section 1.2.</w:t>
+        <w:t>Table 16 — What EFG’s margin view is worth, held against both volume assumptions. Their margin on OUR volumes reaches EGP 75.46, -2.0% against the latest close; their margin AND their volumes together reach EGP 52.46, -31.9%. NEITHER clears the price, and the volume assumption is worth 23.00 a share between them — several times what the margin disagreement is worth, which is why the volume base carries its own sensitivity in section 1.2.</w:t>
       </w:r>
     </w:p>
     <w:p>
@@ -13360,7 +13360,7 @@
           <w:color w:val="1C3A36"/>
           <w:sz w:val="21"/>
         </w:rPr>
-        <w:t>Strip out the items resolved above and the honest disagreement left is one thing: how fast does the FY2025 margin peak fade. Everything else in the bridge is either a construction error on the published target (the date mismatch, the sub-depreciation capex path, the unfunded terminal growth, the still-outstanding dividend) or a lens-weighting convention that is not a factual dispute at all. A market price of EGP 77.00 sits between this study’s central of EGP 77.18 and EFG’s corrected-for-its-own-errors figure, closer to ours — but a buyer paying spot is not implicitly endorsing either model whole. Splitting the one open question down the middle — EFG’s margin path and this study’s volume path, averaged rather than either side’s optimism taken alone — prices at EGP 76.62, -0.5% against spot. That, not either published figure, is the number this study would defend if forced to name one.</w:t>
+        <w:t>Strip out the items resolved above and the honest disagreement left is one thing: how fast does the FY2025 margin peak fade. Everything else in the bridge is either a construction error on the published target (the date mismatch, the sub-depreciation capex path, the unfunded terminal growth, the still-outstanding dividend) or a lens-weighting convention that is not a factual dispute at all. A market price of EGP 77.00 sits between this study’s central of EGP 77.18 and EFG’s corrected-for-its-own-errors figure, closer to ours — but a buyer paying spot is not implicitly endorsing either model whole. Splitting the one open question down the middle — EFG’s margin path and this study’s volume path, averaged rather than either side’s optimism taken alone — prices at EGP 76.32, -0.9% against spot. That, not either published figure, is the number this study would defend if forced to name one.</w:t>
       </w:r>
     </w:p>
     <w:p>

--- a/engine/arcc_study/ARCC_Valuation_Study_10-09-2026_public.docx
+++ b/engine/arcc_study/ARCC_Valuation_Study_10-09-2026_public.docx
@@ -174,7 +174,7 @@
                 <w:color w:val="1C3A36"/>
                 <w:sz w:val="19"/>
               </w:rPr>
-              <w:t>The cash-flow lens — the value this study publishes — reads EGP 77.18, and the cross-checks around it span EGP 45.65 to EGP 65.57, against a market price of EGP 77.00 — +0.2%.</w:t>
+              <w:t>The cash-flow lens — the value this study publishes — reads EGP 77.19, and the cross-checks around it span EGP 45.65 to EGP 65.57, against a market price of EGP 77.00 — +0.2%.</w:t>
             </w:r>
           </w:p>
         </w:tc>
@@ -224,7 +224,7 @@
           <w:color w:val="1C3A36"/>
           <w:sz w:val="21"/>
         </w:rPr>
-        <w:t>Arabian Cement is worth EGP 77.18 a share on the cash-flow lens this study publishes, against a market price of EGP 77.00 on 3 September 2026 — +0.2%. The other reads span EGP 45.65 to EGP 65.57 and are published beside it rather than averaged into it, because they disagree for reasons a reader should see.</w:t>
+        <w:t>Arabian Cement is worth EGP 77.19 a share on the cash-flow lens this study publishes, against a market price of EGP 77.00 on 3 September 2026 — +0.2%. The other reads span EGP 45.65 to EGP 65.57 and are published beside it rather than averaged into it, because they disagree for reasons a reader should see.</w:t>
       </w:r>
     </w:p>
     <w:p>
@@ -238,7 +238,7 @@
           <w:color w:val="1C3A36"/>
           <w:sz w:val="21"/>
         </w:rPr>
-        <w:t>The shape of the range matters more than its width, and it is not symmetric. On the primary lens the bear corner is EGP 29.83 and the bull corner EGP 77.79 — barely above the central. Both corners move one business driver across the span this company's own audited accounts have printed, the EBITDA margin from 22.00% in FY2023 to 39.25% in FY2025, with the macro path held completely still. Essentially the whole range is downside: if the margin reverts to what this company earned in FY2023 the value is EGP 29.83. An earlier edition published a symmetric band of two margin points around the forecast and concealed that completely.</w:t>
+        <w:t>The shape of the range matters more than its width, and it is not symmetric. On the primary lens the bear corner is EGP 29.84 and the bull corner EGP 77.80 — barely above the central. Both corners move one business driver across the span this company's own audited accounts have printed, the EBITDA margin from 22.00% in FY2023 to 39.25% in FY2025, with the macro path held completely still. Essentially the whole range is downside: if the margin reverts to what this company earned in FY2023 the value is EGP 29.84. An earlier edition published a symmetric band of two margin points around the forecast and concealed that completely.</w:t>
       </w:r>
     </w:p>
     <w:p>
@@ -280,7 +280,7 @@
           <w:color w:val="1C3A36"/>
           <w:sz w:val="21"/>
         </w:rPr>
-        <w:t>What would change the answer is stated in section 7 and not buried: a cost of capital that normalises faster than the central bank's published path would raise this value materially, and beta is the input it would arrive through — worth +15.3% of value and published both ways rather than averaged. The study's LARGEST contested judgement is a different one — terminal useful life, worth +22.5% — and it is set out with the rest in section 1.9.</w:t>
+        <w:t>What would change the answer is stated in section 7 and not buried: a cost of capital that normalises faster than the central bank's published path would raise this value materially, and beta is the input it would arrive through — worth +15.1% of value and published both ways rather than averaged. The study's LARGEST contested judgement is a different one — terminal useful life, worth +22.5% — and it is set out with the rest in section 1.9.</w:t>
       </w:r>
     </w:p>
     <w:p>
@@ -459,7 +459,7 @@
                 <w:color w:val="1C3A36"/>
                 <w:sz w:val="18"/>
               </w:rPr>
-              <w:t>77.18</w:t>
+              <w:t>77.19</w:t>
             </w:r>
           </w:p>
         </w:tc>
@@ -1190,7 +1190,7 @@
           <w:color w:val="1C3A36"/>
           <w:sz w:val="21"/>
         </w:rPr>
-        <w:t>Four lenses are read and ONE of them is the answer. A discounted cash-flow model built up from tonnes and costs is the primary for this class, and the figure this study publishes is that lens and nothing else: EGP 77.18. Relative multiples, normalised earnings power and replacement cost are CROSS-CHECKS, published in the same table so a reader can see where they disagree — they span EGP 45.65 to EGP 65.57 — and none of them is averaged into the answer. There are no weights in this model to report. An earlier edition blended the four at 50/20/22/8 and would have read EGP 63.89; those weights had never cleared any out-of-sample test, and a number produced by averaging several methods is not more robust than the best of them — it is a new method with free parameters nobody tested, importing every weakness of the weakest lens at whatever weight somebody typed. Where several methods disagree the honest thing is to publish the disagreement and say which one the answer is.</w:t>
+        <w:t>Four lenses are read and ONE of them is the answer. A discounted cash-flow model built up from tonnes and costs is the primary for this class, and the figure this study publishes is that lens and nothing else: EGP 77.19. Relative multiples, normalised earnings power and replacement cost are CROSS-CHECKS, published in the same table so a reader can see where they disagree — they span EGP 45.65 to EGP 65.57 — and none of them is averaged into the answer. There are no weights in this model to report. An earlier edition blended the four at 50/20/22/8 and would have read EGP 63.89; those weights had never cleared any out-of-sample test, and a number produced by averaging several methods is not more robust than the best of them — it is a new method with free parameters nobody tested, importing every weakness of the weakest lens at whatever weight somebody typed. Where several methods disagree the honest thing is to publish the disagreement and say which one the answer is.</w:t>
       </w:r>
     </w:p>
     <w:p>
@@ -5451,7 +5451,7 @@
                 <w:color w:val="1C3A36"/>
                 <w:sz w:val="18"/>
               </w:rPr>
-              <w:t>0.928</w:t>
+              <w:t>0.927</w:t>
             </w:r>
           </w:p>
         </w:tc>
@@ -6225,7 +6225,7 @@
                 <w:color w:val="1C3A36"/>
                 <w:sz w:val="18"/>
               </w:rPr>
-              <w:t>0.5461</w:t>
+              <w:t>0.5462</w:t>
             </w:r>
           </w:p>
         </w:tc>
@@ -6349,7 +6349,7 @@
           <w:color w:val="1C3A36"/>
           <w:sz w:val="21"/>
         </w:rPr>
-        <w:t>The only market index against which an Egyptian Exchange listing can properly be measured is the EGX30. Measured against it, over 4.89 years of weekly returns to 2026-07-16, Arabian Cement returns a beta of 0.698 on 253 observations — with an R-squared of 4.7% and a standard error of 0.228. An R-squared of 4.7% means the index explains under a twentieth of this share's movement. That is below the threshold at which a regression is treated as usable, so the regression is NOT adopted, and its diagnostics are printed here rather than tucked away.</w:t>
+        <w:t>The only market index against which an Egyptian Exchange listing can properly be measured is the EGX30. Measured against it, over 4.94 years of weekly returns to 2026-09-03, Arabian Cement returns a beta of 0.699 on 256 observations — with an R-squared of 4.7% and a standard error of 0.231. An R-squared of 4.7% means the index explains under a twentieth of this share's movement. That is below the threshold at which a regression is treated as usable, so the regression is NOT adopted, and its diagnostics are printed here rather than tucked away.</w:t>
       </w:r>
     </w:p>
     <w:p>
@@ -6377,7 +6377,7 @@
           <w:color w:val="1C3A36"/>
           <w:sz w:val="21"/>
         </w:rPr>
-        <w:t>What replaces it is the ordinary fallback when a company's own history cannot carry the estimate: the betas of comparable Egyptian companies. The peer set was named before any of it was measured — Lecico, Egypt Aluminium, Orascom Construction and Egyptian Chemical Industries, the country's building-materials and construction complex — and their betas against the EGX30 are 0.815, 0.919, 0.936, 1.030. The median, 0.928, is adopted. Sinai Cement is the closest business match of all and is deliberately NOT used: its own regression is weaker still, and a second unusable number does not make a usable one. It is reported here as evidence about how thinly this sector trades rather than as an input.</w:t>
+        <w:t>What replaces it is the ordinary fallback when a company's own history cannot carry the estimate: the betas of comparable Egyptian companies. The peer set was named before any of it was measured — Lecico, Egypt Aluminium, Orascom Construction and Egyptian Chemical Industries, the country's building-materials and construction complex — and their betas against the EGX30 are 0.814, 0.919, 0.935, 1.020. The median, 0.927, is adopted. Sinai Cement is the closest business match of all and is deliberately NOT used: its own regression is weaker still, and a second unusable number does not make a usable one. It is reported here as evidence about how thinly this sector trades rather than as an input.</w:t>
       </w:r>
     </w:p>
     <w:p>
@@ -6405,7 +6405,7 @@
           <w:color w:val="1C3A36"/>
           <w:sz w:val="21"/>
         </w:rPr>
-        <w:t>The consequence is large and is published as a value rather than described: on the withdrawn basket figure the cash-flow lens would read 88.96 against 77.18 on the adopted one, a difference of +15.3%.</w:t>
+        <w:t>The consequence is large and is published as a value rather than described: on the withdrawn basket figure the cash-flow lens would read 88.87 against 77.19 on the adopted one, a difference of +15.1%.</w:t>
       </w:r>
     </w:p>
     <w:tbl>
@@ -6680,7 +6680,7 @@
           <w:color w:val="6E7B77"/>
           <w:sz w:val="17"/>
         </w:rPr>
-        <w:t>Table 8 — Fair value across the fixed comparability anchors. These are round numbers held constant so studies can be compared, and they therefore do NOT track any one regression's confidence interval — on this name the withdrawn own-stock estimate carries a 95% interval of 0.25 to 1.15, whose LOWER end sits below the lowest anchor here and would put the cash-flow lens at EGP 133.85. That end is the value-RAISING one, and it is stated rather than left off the table: a wider interval than the anchors show is a fact about how little this regression establishes, not a reason to print a narrower one.</w:t>
+        <w:t>Table 8 — Fair value across the fixed comparability anchors. These are round numbers held constant so studies can be compared, and they therefore do NOT track any one regression's confidence interval — on this name the withdrawn own-stock estimate carries a 95% interval of 0.25 to 1.15, whose LOWER end sits below the lowest anchor here and would put the cash-flow lens at EGP 134.41. That end is the value-RAISING one, and it is stated rather than left off the table: a wider interval than the anchors show is a fact about how little this regression establishes, not a reason to print a narrower one.</w:t>
       </w:r>
     </w:p>
     <w:p>
@@ -6694,7 +6694,7 @@
           <w:color w:val="1C3A36"/>
           <w:sz w:val="21"/>
         </w:rPr>
-        <w:t>ONE MORE BETA, AND IT IS NOT THE ONE ABOVE. Everything in this section concerns the beta the EXPLICIT window runs on. The terminal block runs on a different one — 1.074 against 0.928 — and the difference is not a second estimate but the same estimate at a different capital structure. The company today carries debt at 3.78% of its capital and holds more cash than debt; the terminal assumes it has settled at 20.0%, which is the structure a mature cement producer in this market would be expected to hold. A beta is a levered quantity, so it cannot be carried across that change unaltered: it is unlevered at the observed structure to an asset beta of 0.900 and relevered at the terminal one.</w:t>
+        <w:t>ONE MORE BETA, AND IT IS NOT THE ONE ABOVE. Everything in this section concerns the beta the EXPLICIT window runs on. The terminal block runs on a different one — 1.074 against 0.927 — and the difference is not a second estimate but the same estimate at a different capital structure. The company today carries debt at 3.78% of its capital and holds more cash than debt; the terminal assumes it has settled at 20.0%, which is the structure a mature cement producer in this market would be expected to hold. A beta is a levered quantity, so it cannot be carried across that change unaltered: it is unlevered at the observed structure to an asset beta of 0.900 and relevered at the terminal one.</w:t>
       </w:r>
     </w:p>
     <w:p>
@@ -6722,7 +6722,7 @@
           <w:color w:val="1C3A36"/>
           <w:sz w:val="21"/>
         </w:rPr>
-        <w:t>WHAT THE STEP IS WORTH, because a construction disclosed without its price is only half-disclosed. Relevering raises the terminal beta and therefore the terminal discount rate: carrying the explicit 0.928 straight through instead would lower the terminal cost of capital and RAISE the value. This study takes the more expensive of the two, and it does so because the terminal capital structure it assumes is a real assumption with a real consequence, not because the answer is preferred.</w:t>
+        <w:t>WHAT THE STEP IS WORTH, because a construction disclosed without its price is only half-disclosed. Relevering raises the terminal beta and therefore the terminal discount rate: carrying the explicit 0.927 straight through instead would lower the terminal cost of capital and RAISE the value. This study takes the more expensive of the two, and it does so because the terminal capital structure it assumes is a real assumption with a real consequence, not because the answer is preferred.</w:t>
       </w:r>
     </w:p>
     <w:p>
@@ -8400,7 +8400,7 @@
                 <w:color w:val="1C3A36"/>
                 <w:sz w:val="17"/>
               </w:rPr>
-              <w:t>0.5461</w:t>
+              <w:t>0.5462</w:t>
             </w:r>
           </w:p>
         </w:tc>
@@ -8848,7 +8848,7 @@
                 <w:color w:val="1C3A36"/>
                 <w:sz w:val="18"/>
               </w:rPr>
-              <w:t>16,868</w:t>
+              <w:t>16,871</w:t>
             </w:r>
           </w:p>
         </w:tc>
@@ -8866,7 +8866,7 @@
                 <w:color w:val="1C3A36"/>
                 <w:sz w:val="18"/>
               </w:rPr>
-              <w:t>45.00</w:t>
+              <w:t>45.01</w:t>
             </w:r>
           </w:p>
         </w:tc>
@@ -8907,7 +8907,7 @@
                 <w:color w:val="1C3A36"/>
                 <w:sz w:val="18"/>
               </w:rPr>
-              <w:t>28,245</w:t>
+              <w:t>28,247</w:t>
             </w:r>
           </w:p>
         </w:tc>
@@ -9078,7 +9078,7 @@
                 <w:color w:val="1C3A36"/>
                 <w:sz w:val="18"/>
               </w:rPr>
-              <w:t>28,932</w:t>
+              <w:t>28,934</w:t>
             </w:r>
           </w:p>
         </w:tc>
@@ -9098,7 +9098,7 @@
                 <w:color w:val="1C3A36"/>
                 <w:sz w:val="18"/>
               </w:rPr>
-              <w:t>77.18</w:t>
+              <w:t>77.19</w:t>
             </w:r>
           </w:p>
         </w:tc>
@@ -9445,7 +9445,7 @@
           <w:color w:val="1C3A36"/>
           <w:sz w:val="21"/>
         </w:rPr>
-        <w:t>Growth in the terminal is charged at what growth costs — the capital a REAL increase in capacity requires, at the replacement cost of that capacity — and this model takes no real growth, so it charges none for it. Whether it should is the ordinary question: does a new tonne earn more than it costs? Terminal profit over invested capital is 11.73% against a terminal rate of 16.7% — 501 basis points BELOW it. Growth therefore DESTROYS value: the cash-flow lens is EGP 77.65 at 3% terminal growth and EGP 77.18 at 7%, so four extra points of perpetual growth take the value DOWN by 0.6%. The practical conclusion is the one that matters: on a replacement-cost denominator this plant roughly breaks even on new tonnes, in a market carrying 76Mt of capacity against 54Mt of consumption, so nothing in this valuation is bought with an assumption about perpetual growth. A reader who prefers the book basis should know it lifts the valuation substantially, and should say why a plant carried at a tenth of replacement cost is the right denominator.</w:t>
+        <w:t>Growth in the terminal is charged at what growth costs — the capital a REAL increase in capacity requires, at the replacement cost of that capacity — and this model takes no real growth, so it charges none for it. Whether it should is the ordinary question: does a new tonne earn more than it costs? Terminal profit over invested capital is 11.73% against a terminal rate of 16.7% — 501 basis points BELOW it. Growth therefore DESTROYS value: the cash-flow lens is EGP 77.66 at 3% terminal growth and EGP 77.19 at 7%, so four extra points of perpetual growth take the value DOWN by 0.6%. The practical conclusion is the one that matters: on a replacement-cost denominator this plant roughly breaks even on new tonnes, in a market carrying 76Mt of capacity against 54Mt of consumption, so nothing in this valuation is bought with an assumption about perpetual growth. A reader who prefers the book basis should know it lifts the valuation substantially, and should say why a plant carried at a tenth of replacement cost is the right denominator.</w:t>
       </w:r>
     </w:p>
     <w:tbl>
@@ -9644,7 +9644,7 @@
                 <w:color w:val="1C3A36"/>
                 <w:sz w:val="18"/>
               </w:rPr>
-              <w:t>80.31</w:t>
+              <w:t>80.32</w:t>
             </w:r>
           </w:p>
         </w:tc>
@@ -9735,7 +9735,7 @@
                 <w:color w:val="1C3A36"/>
                 <w:sz w:val="18"/>
               </w:rPr>
-              <w:t>78.95</w:t>
+              <w:t>78.96</w:t>
             </w:r>
           </w:p>
         </w:tc>
@@ -9771,7 +9771,7 @@
                 <w:color w:val="1C3A36"/>
                 <w:sz w:val="18"/>
               </w:rPr>
-              <w:t>78.92</w:t>
+              <w:t>78.93</w:t>
             </w:r>
           </w:p>
         </w:tc>
@@ -9789,7 +9789,7 @@
                 <w:color w:val="1C3A36"/>
                 <w:sz w:val="18"/>
               </w:rPr>
-              <w:t>78.76</w:t>
+              <w:t>78.77</w:t>
             </w:r>
           </w:p>
         </w:tc>
@@ -9807,7 +9807,7 @@
                 <w:color w:val="1C3A36"/>
                 <w:sz w:val="18"/>
               </w:rPr>
-              <w:t>78.47</w:t>
+              <w:t>78.48</w:t>
             </w:r>
           </w:p>
         </w:tc>
@@ -9844,7 +9844,7 @@
                 <w:color w:val="1C3A36"/>
                 <w:sz w:val="18"/>
               </w:rPr>
-              <w:t>77.65</w:t>
+              <w:t>77.66</w:t>
             </w:r>
           </w:p>
         </w:tc>
@@ -9880,7 +9880,7 @@
                 <w:color w:val="1C3A36"/>
                 <w:sz w:val="18"/>
               </w:rPr>
-              <w:t>77.62</w:t>
+              <w:t>77.63</w:t>
             </w:r>
           </w:p>
         </w:tc>
@@ -9916,7 +9916,7 @@
                 <w:color w:val="1C3A36"/>
                 <w:sz w:val="18"/>
               </w:rPr>
-              <w:t>77.18</w:t>
+              <w:t>77.19</w:t>
             </w:r>
           </w:p>
         </w:tc>
@@ -9953,7 +9953,7 @@
                 <w:color w:val="1C3A36"/>
                 <w:sz w:val="18"/>
               </w:rPr>
-              <w:t>76.38</w:t>
+              <w:t>76.39</w:t>
             </w:r>
           </w:p>
         </w:tc>
@@ -9989,7 +9989,7 @@
                 <w:color w:val="1C3A36"/>
                 <w:sz w:val="18"/>
               </w:rPr>
-              <w:t>76.35</w:t>
+              <w:t>76.36</w:t>
             </w:r>
           </w:p>
         </w:tc>
@@ -10007,7 +10007,7 @@
                 <w:color w:val="1C3A36"/>
                 <w:sz w:val="18"/>
               </w:rPr>
-              <w:t>76.20</w:t>
+              <w:t>76.21</w:t>
             </w:r>
           </w:p>
         </w:tc>
@@ -10025,7 +10025,7 @@
                 <w:color w:val="1C3A36"/>
                 <w:sz w:val="18"/>
               </w:rPr>
-              <w:t>75.92</w:t>
+              <w:t>75.93</w:t>
             </w:r>
           </w:p>
         </w:tc>
@@ -10080,7 +10080,7 @@
                 <w:color w:val="1C3A36"/>
                 <w:sz w:val="18"/>
               </w:rPr>
-              <w:t>75.17</w:t>
+              <w:t>75.18</w:t>
             </w:r>
           </w:p>
         </w:tc>
@@ -10098,7 +10098,7 @@
                 <w:color w:val="1C3A36"/>
                 <w:sz w:val="18"/>
               </w:rPr>
-              <w:t>75.12</w:t>
+              <w:t>75.13</w:t>
             </w:r>
           </w:p>
         </w:tc>
@@ -10116,7 +10116,7 @@
                 <w:color w:val="1C3A36"/>
                 <w:sz w:val="18"/>
               </w:rPr>
-              <w:t>74.97</w:t>
+              <w:t>74.98</w:t>
             </w:r>
           </w:p>
         </w:tc>
@@ -10134,7 +10134,7 @@
                 <w:color w:val="1C3A36"/>
                 <w:sz w:val="18"/>
               </w:rPr>
-              <w:t>74.69</w:t>
+              <w:t>74.70</w:t>
             </w:r>
           </w:p>
         </w:tc>
@@ -10391,7 +10391,7 @@
                 <w:color w:val="1C3A36"/>
                 <w:sz w:val="18"/>
               </w:rPr>
-              <w:t>95.41</w:t>
+              <w:t>95.42</w:t>
             </w:r>
           </w:p>
         </w:tc>
@@ -10409,7 +10409,7 @@
                 <w:color w:val="1C3A36"/>
                 <w:sz w:val="18"/>
               </w:rPr>
-              <w:t>86.72</w:t>
+              <w:t>86.73</w:t>
             </w:r>
           </w:p>
         </w:tc>
@@ -10445,7 +10445,7 @@
                 <w:color w:val="1C3A36"/>
                 <w:sz w:val="18"/>
               </w:rPr>
-              <w:t>74.15</w:t>
+              <w:t>74.16</w:t>
             </w:r>
           </w:p>
         </w:tc>
@@ -10463,7 +10463,7 @@
                 <w:color w:val="1C3A36"/>
                 <w:sz w:val="18"/>
               </w:rPr>
-              <w:t>69.46</w:t>
+              <w:t>69.47</w:t>
             </w:r>
           </w:p>
         </w:tc>
@@ -10500,7 +10500,7 @@
                 <w:color w:val="1C3A36"/>
                 <w:sz w:val="18"/>
               </w:rPr>
-              <w:t>93.78</w:t>
+              <w:t>93.79</w:t>
             </w:r>
           </w:p>
         </w:tc>
@@ -10536,7 +10536,7 @@
                 <w:color w:val="1C3A36"/>
                 <w:sz w:val="18"/>
               </w:rPr>
-              <w:t>78.47</w:t>
+              <w:t>78.48</w:t>
             </w:r>
           </w:p>
         </w:tc>
@@ -10609,7 +10609,7 @@
                 <w:color w:val="1C3A36"/>
                 <w:sz w:val="18"/>
               </w:rPr>
-              <w:t>92.19</w:t>
+              <w:t>92.20</w:t>
             </w:r>
           </w:p>
         </w:tc>
@@ -10627,7 +10627,7 @@
                 <w:color w:val="1C3A36"/>
                 <w:sz w:val="18"/>
               </w:rPr>
-              <w:t>83.83</w:t>
+              <w:t>83.84</w:t>
             </w:r>
           </w:p>
         </w:tc>
@@ -10645,7 +10645,7 @@
                 <w:color w:val="1C3A36"/>
                 <w:sz w:val="18"/>
               </w:rPr>
-              <w:t>77.18</w:t>
+              <w:t>77.19</w:t>
             </w:r>
           </w:p>
         </w:tc>
@@ -10663,7 +10663,7 @@
                 <w:color w:val="1C3A36"/>
                 <w:sz w:val="18"/>
               </w:rPr>
-              <w:t>71.75</w:t>
+              <w:t>71.76</w:t>
             </w:r>
           </w:p>
         </w:tc>
@@ -10681,7 +10681,7 @@
                 <w:color w:val="1C3A36"/>
                 <w:sz w:val="18"/>
               </w:rPr>
-              <w:t>67.24</w:t>
+              <w:t>67.25</w:t>
             </w:r>
           </w:p>
         </w:tc>
@@ -10718,7 +10718,7 @@
                 <w:color w:val="1C3A36"/>
                 <w:sz w:val="18"/>
               </w:rPr>
-              <w:t>90.64</w:t>
+              <w:t>90.65</w:t>
             </w:r>
           </w:p>
         </w:tc>
@@ -10736,7 +10736,7 @@
                 <w:color w:val="1C3A36"/>
                 <w:sz w:val="18"/>
               </w:rPr>
-              <w:t>82.44</w:t>
+              <w:t>82.45</w:t>
             </w:r>
           </w:p>
         </w:tc>
@@ -10754,7 +10754,7 @@
                 <w:color w:val="1C3A36"/>
                 <w:sz w:val="18"/>
               </w:rPr>
-              <w:t>75.92</w:t>
+              <w:t>75.93</w:t>
             </w:r>
           </w:p>
         </w:tc>
@@ -10772,7 +10772,7 @@
                 <w:color w:val="1C3A36"/>
                 <w:sz w:val="18"/>
               </w:rPr>
-              <w:t>70.60</w:t>
+              <w:t>70.61</w:t>
             </w:r>
           </w:p>
         </w:tc>
@@ -10827,7 +10827,7 @@
                 <w:color w:val="1C3A36"/>
                 <w:sz w:val="18"/>
               </w:rPr>
-              <w:t>89.13</w:t>
+              <w:t>89.14</w:t>
             </w:r>
           </w:p>
         </w:tc>
@@ -10845,7 +10845,7 @@
                 <w:color w:val="1C3A36"/>
                 <w:sz w:val="18"/>
               </w:rPr>
-              <w:t>81.09</w:t>
+              <w:t>81.10</w:t>
             </w:r>
           </w:p>
         </w:tc>
@@ -10863,7 +10863,7 @@
                 <w:color w:val="1C3A36"/>
                 <w:sz w:val="18"/>
               </w:rPr>
-              <w:t>74.69</w:t>
+              <w:t>74.70</w:t>
             </w:r>
           </w:p>
         </w:tc>
@@ -11154,7 +11154,7 @@
                 <w:color w:val="1C3A36"/>
                 <w:sz w:val="17"/>
               </w:rPr>
-              <w:t>77.31  (+0.2%)</w:t>
+              <w:t>77.32  (+0.2%)</w:t>
             </w:r>
           </w:p>
         </w:tc>
@@ -11191,7 +11191,7 @@
                 <w:color w:val="1C3A36"/>
                 <w:sz w:val="17"/>
               </w:rPr>
-              <w:t>0.928</w:t>
+              <w:t>0.927</w:t>
             </w:r>
           </w:p>
         </w:tc>
@@ -11209,7 +11209,7 @@
                 <w:color w:val="1C3A36"/>
                 <w:sz w:val="17"/>
               </w:rPr>
-              <w:t>0.698</w:t>
+              <w:t>0.699</w:t>
             </w:r>
           </w:p>
         </w:tc>
@@ -11227,7 +11227,7 @@
                 <w:color w:val="1C3A36"/>
                 <w:sz w:val="17"/>
               </w:rPr>
-              <w:t>88.96  (+15.3%)</w:t>
+              <w:t>88.87  (+15.1%)</w:t>
             </w:r>
           </w:p>
         </w:tc>
@@ -11300,7 +11300,7 @@
                 <w:color w:val="1C3A36"/>
                 <w:sz w:val="17"/>
               </w:rPr>
-              <w:t>81.31  (+5.4%)</w:t>
+              <w:t>81.32  (+5.4%)</w:t>
             </w:r>
           </w:p>
         </w:tc>
@@ -11373,7 +11373,7 @@
                 <w:color w:val="1C3A36"/>
                 <w:sz w:val="17"/>
               </w:rPr>
-              <w:t>94.54  (+22.5%)</w:t>
+              <w:t>94.55  (+22.5%)</w:t>
             </w:r>
           </w:p>
         </w:tc>
@@ -11423,7 +11423,7 @@
           <w:color w:val="1C3A36"/>
           <w:sz w:val="21"/>
         </w:rPr>
-        <w:t>On 6 August 2026 EFG Hermes published a Buy rating on ARCC with a target price of EGP 69.75, against a spot of EGP 77.00. Both models reproduce FY2025 revenue, cost of sales, gross profit, D&amp;A, capex and net cash to the pound, so the whole EGP -7.42 gap between the two targets is forward-looking. What follows replaces one driver of theirs with one of ours at a time and records the change, so the bars sum to the gap by construction rather than by a plug.</w:t>
+        <w:t>On 6 August 2026 EFG Hermes published a Buy rating on ARCC with a target price of EGP 69.75, against a spot of EGP 77.00. Both models reproduce FY2025 revenue, cost of sales, gross profit, D&amp;A, capex and net cash to the pound, so the whole EGP -7.43 gap between the two targets is forward-looking. What follows replaces one driver of theirs with one of ours at a time and records the change, so the bars sum to the gap by construction rather than by a plug.</w:t>
       </w:r>
     </w:p>
     <w:tbl>
@@ -11764,7 +11764,7 @@
                 <w:color w:val="1C3A36"/>
                 <w:sz w:val="17"/>
               </w:rPr>
-              <w:t>+21.92</w:t>
+              <w:t>+21.93</w:t>
             </w:r>
           </w:p>
         </w:tc>
@@ -12039,7 +12039,7 @@
                 <w:color w:val="1C3A36"/>
                 <w:sz w:val="17"/>
               </w:rPr>
-              <w:t>77.18</w:t>
+              <w:t>77.19</w:t>
             </w:r>
           </w:p>
         </w:tc>
@@ -12079,7 +12079,7 @@
           <w:color w:val="6E7B77"/>
           <w:sz w:val="17"/>
         </w:rPr>
-        <w:t>Table 14 — The reconciliation bridge. Bars sum to the gap exactly (+7.42 vs +7.42). Reproduced independently as a check before publication.</w:t>
+        <w:t>Table 14 — The reconciliation bridge. Bars sum to the gap exactly (+7.43 vs +7.43). Reproduced independently as a check before publication.</w:t>
       </w:r>
     </w:p>
     <w:p>
@@ -12147,7 +12147,7 @@
           <w:color w:val="1C3A36"/>
           <w:sz w:val="21"/>
         </w:rPr>
-        <w:t>Sorting the eight steps by who the evidence favours: the items where EFG’s own construction is inconsistent with itself sum to +3.84 — an internal date mismatch between their discount factors and their cash balance, a capex path that sits below their own depreciation in every tabulated year, a terminal value grown without a reinvestment charge, and a dividend of EGP 5.34/share, ex 12 April 2026, that their own front page discloses and their balance sheet does not appear to reflect. Two items are genuinely open — the operating build, where our volumes are higher and our margin path is lower, and the discount-rate convention, where their rate is below the sovereign risk-free rate early and harsher than ours late, worth a combined +3.61. The remaining -0.03 is a lens-weighting difference, not an error on either side.</w:t>
+        <w:t>Sorting the eight steps by who the evidence favours: the items where EFG’s own construction is inconsistent with itself sum to +3.85 — an internal date mismatch between their discount factors and their cash balance, a capex path that sits below their own depreciation in every tabulated year, a terminal value grown without a reinvestment charge, and a dividend of EGP 5.34/share, ex 12 April 2026, that their own front page discloses and their balance sheet does not appear to reflect. Two items are genuinely open — the operating build, where our volumes are higher and our margin path is lower, and the discount-rate convention, where their rate is below the sovereign risk-free rate early and harsher than ours late, worth a combined +3.61. The remaining -0.03 is a lens-weighting difference, not an error on either side.</w:t>
       </w:r>
     </w:p>
     <w:p>
@@ -12203,7 +12203,7 @@
           <w:color w:val="1C3A36"/>
           <w:sz w:val="19"/>
         </w:rPr>
-        <w:t>Terminal block (+21.92, EFG off mark). They grow FY2030 free cash flow at 2.5% for ever with no charge for keeping the plant standing. A perpetuity has to maintain its own capital: on replacement-cost capital of EGP 45,911 and the 20-year machinery life ARCC's own audited accounting-policies note discloses, that maintenance is EGP 2,296 a year, against book depreciation of EGP 643 already inside terminal profit. CAVEAT: the USD 130 per annual tonne behind that capital base is this model's least-verified single input.</w:t>
+        <w:t>Terminal block (+21.93, EFG off mark). They grow FY2030 free cash flow at 2.5% for ever with no charge for keeping the plant standing. A perpetuity has to maintain its own capital: on replacement-cost capital of EGP 45,911 and the 20-year machinery life ARCC's own audited accounting-policies note discloses, that maintenance is EGP 2,296 a year, against book depreciation of EGP 643 already inside terminal profit. CAVEAT: the USD 130 per annual tonne behind that capital base is this model's least-verified single input.</w:t>
       </w:r>
     </w:p>
     <w:p>
@@ -12217,7 +12217,7 @@
           <w:color w:val="1C3A36"/>
           <w:sz w:val="19"/>
         </w:rPr>
-        <w:t>Discount rate (-6.12, open — no referee). Their flat 20.06% is applied to FY2026 while the Egyptian 1-year T-bill yields 22.95% -- below the risk-free rate, which is hard to defend. Late in the window it runs the other way. On THEIR calendar, which is the only way to compare a rate against a rate, their year-five factor is 0.4813 against ours of 0.4439, so ours discounts the far end harder. The two work against each other and what is LEFT is this bar, -6.12 a share, which is the number to argue with rather than either convention.</w:t>
+        <w:t>Discount rate (-6.12, open — no referee). Their flat 20.06% is applied to FY2026 while the Egyptian 1-year T-bill yields 22.95% -- below the risk-free rate, which is hard to defend. Late in the window it runs the other way. On THEIR calendar, which is the only way to compare a rate against a rate, their year-five factor is 0.4813 against ours of 0.4440, so ours discounts the far end harder. The two work against each other and what is LEFT is this bar, -6.12 a share, which is the number to argue with rather than either convention.</w:t>
       </w:r>
     </w:p>
     <w:p>
@@ -13072,7 +13072,7 @@
                 <w:color w:val="1C3A36"/>
                 <w:sz w:val="17"/>
               </w:rPr>
-              <w:t>77.18</w:t>
+              <w:t>77.19</w:t>
             </w:r>
           </w:p>
         </w:tc>
@@ -13127,7 +13127,7 @@
                 <w:color w:val="1C3A36"/>
                 <w:sz w:val="17"/>
               </w:rPr>
-              <w:t>76.32</w:t>
+              <w:t>76.33</w:t>
             </w:r>
           </w:p>
         </w:tc>
@@ -13182,7 +13182,7 @@
                 <w:color w:val="1C3A36"/>
                 <w:sz w:val="17"/>
               </w:rPr>
-              <w:t>75.46</w:t>
+              <w:t>75.47</w:t>
             </w:r>
           </w:p>
         </w:tc>
@@ -13237,7 +13237,7 @@
                 <w:color w:val="1C3A36"/>
                 <w:sz w:val="17"/>
               </w:rPr>
-              <w:t>52.46</w:t>
+              <w:t>52.47</w:t>
             </w:r>
           </w:p>
         </w:tc>
@@ -13292,7 +13292,7 @@
                 <w:color w:val="1C3A36"/>
                 <w:sz w:val="17"/>
               </w:rPr>
-              <w:t>75.46</w:t>
+              <w:t>75.47</w:t>
             </w:r>
           </w:p>
         </w:tc>
@@ -13332,7 +13332,7 @@
           <w:color w:val="6E7B77"/>
           <w:sz w:val="17"/>
         </w:rPr>
-        <w:t>Table 16 — What EFG’s margin view is worth, held against both volume assumptions. Their margin on OUR volumes reaches EGP 75.46, -2.0% against the latest close; their margin AND their volumes together reach EGP 52.46, -31.9%. NEITHER clears the price, and the volume assumption is worth 23.00 a share between them — several times what the margin disagreement is worth, which is why the volume base carries its own sensitivity in section 1.2.</w:t>
+        <w:t>Table 16 — What EFG’s margin view is worth, held against both volume assumptions. Their margin on OUR volumes reaches EGP 75.47, -2.0% against the latest close; their margin AND their volumes together reach EGP 52.47, -31.9%. NEITHER clears the price, and the volume assumption is worth 23.00 a share between them — several times what the margin disagreement is worth, which is why the volume base carries its own sensitivity in section 1.2.</w:t>
       </w:r>
     </w:p>
     <w:p>
@@ -13360,7 +13360,7 @@
           <w:color w:val="1C3A36"/>
           <w:sz w:val="21"/>
         </w:rPr>
-        <w:t>Strip out the items resolved above and the honest disagreement left is one thing: how fast does the FY2025 margin peak fade. Everything else in the bridge is either a construction error on the published target (the date mismatch, the sub-depreciation capex path, the unfunded terminal growth, the still-outstanding dividend) or a lens-weighting convention that is not a factual dispute at all. A market price of EGP 77.00 sits between this study’s central of EGP 77.18 and EFG’s corrected-for-its-own-errors figure, closer to ours — but a buyer paying spot is not implicitly endorsing either model whole. Splitting the one open question down the middle — EFG’s margin path and this study’s volume path, averaged rather than either side’s optimism taken alone — prices at EGP 76.32, -0.9% against spot. That, not either published figure, is the number this study would defend if forced to name one.</w:t>
+        <w:t>Strip out the items resolved above and the honest disagreement left is one thing: how fast does the FY2025 margin peak fade. Everything else in the bridge is either a construction error on the published target (the date mismatch, the sub-depreciation capex path, the unfunded terminal growth, the still-outstanding dividend) or a lens-weighting convention that is not a factual dispute at all. A market price of EGP 77.00 sits between this study’s central of EGP 77.19 and EFG’s corrected-for-its-own-errors figure, closer to ours — but a buyer paying spot is not implicitly endorsing either model whole. Splitting the one open question down the middle — EFG’s margin path and this study’s volume path, averaged rather than either side’s optimism taken alone — prices at EGP 76.33, -0.9% against spot. That, not either published figure, is the number this study would defend if forced to name one.</w:t>
       </w:r>
     </w:p>
     <w:p>
@@ -14195,7 +14195,7 @@
                 <w:color w:val="1C3A36"/>
                 <w:sz w:val="18"/>
               </w:rPr>
-              <w:t>50.44</w:t>
+              <w:t>50.83</w:t>
             </w:r>
           </w:p>
         </w:tc>
@@ -14213,7 +14213,7 @@
                 <w:color w:val="1C3A36"/>
                 <w:sz w:val="18"/>
               </w:rPr>
-              <w:t>43.92</w:t>
+              <w:t>44.65</w:t>
             </w:r>
           </w:p>
         </w:tc>
@@ -14250,7 +14250,7 @@
                 <w:color w:val="1C3A36"/>
                 <w:sz w:val="18"/>
               </w:rPr>
-              <w:t>55.93</w:t>
+              <w:t>56.40</w:t>
             </w:r>
           </w:p>
         </w:tc>
@@ -14268,7 +14268,7 @@
                 <w:color w:val="1C3A36"/>
                 <w:sz w:val="18"/>
               </w:rPr>
-              <w:t>53.71</w:t>
+              <w:t>54.59</w:t>
             </w:r>
           </w:p>
         </w:tc>
@@ -14309,7 +14309,7 @@
                 <w:color w:val="1C3A36"/>
                 <w:sz w:val="18"/>
               </w:rPr>
-              <w:t>59.45</w:t>
+              <w:t>59.79</w:t>
             </w:r>
           </w:p>
         </w:tc>
@@ -14329,7 +14329,7 @@
                 <w:color w:val="1C3A36"/>
                 <w:sz w:val="18"/>
               </w:rPr>
-              <w:t>60.46</w:t>
+              <w:t>61.12</w:t>
             </w:r>
           </w:p>
         </w:tc>
@@ -14366,7 +14366,7 @@
                 <w:color w:val="1C3A36"/>
                 <w:sz w:val="18"/>
               </w:rPr>
-              <w:t>63.21</w:t>
+              <w:t>63.39</w:t>
             </w:r>
           </w:p>
         </w:tc>
@@ -14384,7 +14384,7 @@
                 <w:color w:val="1C3A36"/>
                 <w:sz w:val="18"/>
               </w:rPr>
-              <w:t>67.97</w:t>
+              <w:t>68.42</w:t>
             </w:r>
           </w:p>
         </w:tc>
@@ -14421,7 +14421,7 @@
                 <w:color w:val="1C3A36"/>
                 <w:sz w:val="18"/>
               </w:rPr>
-              <w:t>70.09</w:t>
+              <w:t>70.31</w:t>
             </w:r>
           </w:p>
         </w:tc>
@@ -14439,7 +14439,7 @@
                 <w:color w:val="1C3A36"/>
                 <w:sz w:val="18"/>
               </w:rPr>
-              <w:t>83.17</w:t>
+              <w:t>83.52</w:t>
             </w:r>
           </w:p>
         </w:tc>
@@ -14476,7 +14476,7 @@
                 <w:color w:val="1C3A36"/>
                 <w:sz w:val="18"/>
               </w:rPr>
-              <w:t>53.4%</w:t>
+              <w:t>56.3%</w:t>
             </w:r>
           </w:p>
         </w:tc>
@@ -14494,7 +14494,7 @@
                 <w:color w:val="1C3A36"/>
                 <w:sz w:val="18"/>
               </w:rPr>
-              <w:t>55.6%</w:t>
+              <w:t>58.5%</w:t>
             </w:r>
           </w:p>
         </w:tc>
@@ -14531,7 +14531,7 @@
                 <w:color w:val="1C3A36"/>
                 <w:sz w:val="18"/>
               </w:rPr>
-              <w:t>27.8%</w:t>
+              <w:t>28.0%</w:t>
             </w:r>
           </w:p>
         </w:tc>
@@ -14549,7 +14549,7 @@
                 <w:color w:val="1C3A36"/>
                 <w:sz w:val="18"/>
               </w:rPr>
-              <w:t>58.0%</w:t>
+              <w:t>59.0%</w:t>
             </w:r>
           </w:p>
         </w:tc>
@@ -14586,7 +14586,7 @@
                 <w:color w:val="1C3A36"/>
                 <w:sz w:val="18"/>
               </w:rPr>
-              <w:t>19.8%</w:t>
+              <w:t>17.6%</w:t>
             </w:r>
           </w:p>
         </w:tc>
@@ -14604,7 +14604,7 @@
                 <w:color w:val="1C3A36"/>
                 <w:sz w:val="18"/>
               </w:rPr>
-              <w:t>45.5%</w:t>
+              <w:t>41.6%</w:t>
             </w:r>
           </w:p>
         </w:tc>
@@ -14947,7 +14947,7 @@
                 <w:color w:val="1C3A36"/>
                 <w:sz w:val="18"/>
               </w:rPr>
-              <w:t>29.83</w:t>
+              <w:t>29.84</w:t>
             </w:r>
           </w:p>
         </w:tc>
@@ -14967,7 +14967,7 @@
                 <w:color w:val="1C3A36"/>
                 <w:sz w:val="18"/>
               </w:rPr>
-              <w:t>77.18</w:t>
+              <w:t>77.19</w:t>
             </w:r>
           </w:p>
         </w:tc>
@@ -14987,7 +14987,7 @@
                 <w:color w:val="1C3A36"/>
                 <w:sz w:val="18"/>
               </w:rPr>
-              <w:t>77.79</w:t>
+              <w:t>77.80</w:t>
             </w:r>
           </w:p>
         </w:tc>
@@ -15390,7 +15390,7 @@
           <w:color w:val="1C3A36"/>
           <w:sz w:val="21"/>
         </w:rPr>
-        <w:t>The lenses do not agree, and the pattern of their disagreement is the most useful thing in this study. One sits ABOVE the market price — DCF (cash flow), at EGP 77.18 — and two below: Relative multiples and Asset / replacement cost, at EGP 45.65 and EGP 65.57. The split is not assets against earnings. It runs between what the plant can be expected to EARN or COST from here, which both land above the market, and what the market is currently willing to PAY for a pound of Egyptian cement earnings, which is what the two multiple-based lenses measure and which lands below. A cement peer group trading at 6.2 times earnings in a country whose policy rate has a two in front of it is not obviously mispricing anything; it is discounting the same restart programme this study discounts, only harder and sooner.</w:t>
+        <w:t>The lenses do not agree, and the pattern of their disagreement is the most useful thing in this study. One sits ABOVE the market price — DCF (cash flow), at EGP 77.19 — and two below: Relative multiples and Asset / replacement cost, at EGP 45.65 and EGP 65.57. The split is not assets against earnings. It runs between what the plant can be expected to EARN or COST from here, which both land above the market, and what the market is currently willing to PAY for a pound of Egyptian cement earnings, which is what the two multiple-based lenses measure and which lands below. A cement peer group trading at 6.2 times earnings in a country whose policy rate has a two in front of it is not obviously mispricing anything; it is discounting the same restart programme this study discounts, only harder and sooner.</w:t>
       </w:r>
     </w:p>
     <w:p>
@@ -15404,7 +15404,7 @@
           <w:color w:val="1C3A36"/>
           <w:sz w:val="21"/>
         </w:rPr>
-        <w:t>This edition does not resolve that by weighting. A previous one blended the four readings at 50%/20%/22%/8% and published the average, EGP 63.89; but those weights were chosen rather than tested, and an average of four methods is a fifth method nobody has checked, carrying every weakness of the weakest at whatever weight somebody typed. The value published here is the cash-flow lens alone, EGP 77.18 against EGP 77.00 — +0.2% — and the other readings are printed beside it so the disagreement is visible rather than averaged away. A reader who believes replacement cost is a floor rather than a ceiling can read EGP 65.57 off the same table and reach the opposite conclusion; the case against doing so is the 12.6Mt restart programme, and it is a testable one.</w:t>
+        <w:t>This edition does not resolve that by weighting. A previous one blended the four readings at 50%/20%/22%/8% and published the average, EGP 63.89; but those weights were chosen rather than tested, and an average of four methods is a fifth method nobody has checked, carrying every weakness of the weakest at whatever weight somebody typed. The value published here is the cash-flow lens alone, EGP 77.19 against EGP 77.00 — +0.2% — and the other readings are printed beside it so the disagreement is visible rather than averaged away. A reader who believes replacement cost is a floor rather than a ceiling can read EGP 65.57 off the same table and reach the opposite conclusion; the case against doing so is the 12.6Mt restart programme, and it is a testable one.</w:t>
       </w:r>
     </w:p>
     <w:p>
@@ -15727,7 +15727,7 @@
                 <w:color w:val="1C3A36"/>
                 <w:sz w:val="17"/>
               </w:rPr>
-              <w:t>below 43.92</w:t>
+              <w:t>below 44.65</w:t>
             </w:r>
           </w:p>
         </w:tc>
@@ -15800,7 +15800,7 @@
                 <w:color w:val="1C3A36"/>
                 <w:sz w:val="17"/>
               </w:rPr>
-              <w:t>43.92 – 59.00</w:t>
+              <w:t>44.65 – 59.00</w:t>
             </w:r>
           </w:p>
         </w:tc>
@@ -15818,7 +15818,7 @@
                 <w:color w:val="1C3A36"/>
                 <w:sz w:val="17"/>
               </w:rPr>
-              <w:t>39%</w:t>
+              <w:t>37%</w:t>
             </w:r>
           </w:p>
         </w:tc>
@@ -15873,7 +15873,7 @@
                 <w:color w:val="1C3A36"/>
                 <w:sz w:val="17"/>
               </w:rPr>
-              <w:t>59.00 – 83.17</w:t>
+              <w:t>59.00 – 83.52</w:t>
             </w:r>
           </w:p>
         </w:tc>
@@ -15891,7 +15891,7 @@
                 <w:color w:val="1C3A36"/>
                 <w:sz w:val="17"/>
               </w:rPr>
-              <w:t>51%</w:t>
+              <w:t>53%</w:t>
             </w:r>
           </w:p>
         </w:tc>
@@ -15946,7 +15946,7 @@
                 <w:color w:val="1C3A36"/>
                 <w:sz w:val="17"/>
               </w:rPr>
-              <w:t>above 83.17</w:t>
+              <w:t>above 83.52</w:t>
             </w:r>
           </w:p>
         </w:tc>
@@ -16004,7 +16004,7 @@
           <w:color w:val="6E7B77"/>
           <w:sz w:val="17"/>
         </w:rPr>
-        <w:t>Table 20 — Zones, not forecasts. The four are exclusive and sum to 100%: each tail is carved OUT of the band beside it rather than counted twice. EVERY BOUNDARY AND EVERY PROBABILITY HERE IS MEASURED FROM THE EGP 59.00 ANCHOR THE SIMULATION WAS RUN ON, not from the EGP 77.00 latest close — the two are +30.5% apart on this edition. Splitting the bands at the latest close while keeping probabilities computed from the anchor would state the chance of finishing above one number using the distribution of another, which is worse than saying nothing. The latest close sits above this cone's 67.97 seventy-fifth percentile, and what a reader should take from that is that the price has moved well beyond the window this simulation was struck in, not that any zone below has become more likely.</w:t>
+        <w:t>Table 20 — Zones, not forecasts. The four are exclusive and sum to 100%: each tail is carved OUT of the band beside it rather than counted twice. EVERY BOUNDARY AND EVERY PROBABILITY HERE IS MEASURED FROM THE EGP 59.00 ANCHOR THE SIMULATION WAS RUN ON, not from the EGP 77.00 latest close — the two are +30.5% apart on this edition. Splitting the bands at the latest close while keeping probabilities computed from the anchor would state the chance of finishing above one number using the distribution of another, which is worse than saying nothing. The latest close sits above this cone's 68.42 seventy-fifth percentile, and what a reader should take from that is that the price has moved well beyond the window this simulation was struck in, not that any zone below has become more likely.</w:t>
       </w:r>
     </w:p>
     <w:p>
@@ -16060,7 +16060,7 @@
           <w:color w:val="1C3A36"/>
           <w:sz w:val="21"/>
         </w:rPr>
-        <w:t>Four reviewers tested the previous edition. Between them they showed that its volume came from an assumed price rather than from the plant, that its FY2025 validation was an identity that could not fail, that its terminal capital was measured in valuation-date pounds against a terminal-year cash flow, that its terminal cost of debt sat 250 basis points below its own terminal risk-free rate, that its terminal risk-free rate used the central bank's near-dated inflation target rather than its medium-term one, that its discount factors applied each year's rate one period late, that its beta was levered twice, and that ten rows of its income statement were labelled one row above their contents. All of that is corrected here. The central fair value moves from EGP 61.30 to EGP 77.18, and the conclusion moves from a premium over the market of that day to a discount of +0.2% against the latest close — large enough that this edition carries the gap review its own standing threshold requires, rather than being waved through as a small difference.</w:t>
+        <w:t>Four reviewers tested the previous edition. Between them they showed that its volume came from an assumed price rather than from the plant, that its FY2025 validation was an identity that could not fail, that its terminal capital was measured in valuation-date pounds against a terminal-year cash flow, that its terminal cost of debt sat 250 basis points below its own terminal risk-free rate, that its terminal risk-free rate used the central bank's near-dated inflation target rather than its medium-term one, that its discount factors applied each year's rate one period late, that its beta was levered twice, and that ten rows of its income statement were labelled one row above their contents. All of that is corrected here. The central fair value moves from EGP 61.30 to EGP 77.19, and the conclusion moves from a premium over the market of that day to a discount of +0.2% against the latest close — large enough that this edition carries the gap review its own standing threshold requires, rather than being waved through as a small difference.</w:t>
       </w:r>
     </w:p>
     <w:p>
@@ -16490,7 +16490,7 @@
                 <w:color w:val="1C3A36"/>
                 <w:sz w:val="17"/>
               </w:rPr>
-              <w:t>75.18</w:t>
+              <w:t>75.19</w:t>
             </w:r>
           </w:p>
         </w:tc>
@@ -16508,7 +16508,7 @@
                 <w:color w:val="1C3A36"/>
                 <w:sz w:val="17"/>
               </w:rPr>
-              <w:t>77.18</w:t>
+              <w:t>77.19</w:t>
             </w:r>
           </w:p>
         </w:tc>
@@ -16526,7 +16526,7 @@
                 <w:color w:val="1C3A36"/>
                 <w:sz w:val="17"/>
               </w:rPr>
-              <w:t>79.18</w:t>
+              <w:t>79.19</w:t>
             </w:r>
           </w:p>
         </w:tc>
@@ -16544,7 +16544,7 @@
                 <w:color w:val="1C3A36"/>
                 <w:sz w:val="17"/>
               </w:rPr>
-              <w:t>81.18</w:t>
+              <w:t>81.19</w:t>
             </w:r>
           </w:p>
         </w:tc>
@@ -16783,7 +16783,7 @@
                 <w:color w:val="1C3A36"/>
                 <w:sz w:val="17"/>
               </w:rPr>
-              <w:t>77.18</w:t>
+              <w:t>77.19</w:t>
             </w:r>
           </w:p>
         </w:tc>
@@ -16801,7 +16801,7 @@
                 <w:color w:val="1C3A36"/>
                 <w:sz w:val="17"/>
               </w:rPr>
-              <w:t>82.74</w:t>
+              <w:t>82.75</w:t>
             </w:r>
           </w:p>
         </w:tc>
@@ -16819,7 +16819,7 @@
                 <w:color w:val="1C3A36"/>
                 <w:sz w:val="17"/>
               </w:rPr>
-              <w:t>88.30</w:t>
+              <w:t>88.31</w:t>
             </w:r>
           </w:p>
         </w:tc>
@@ -24114,7 +24114,7 @@
           <w:color w:val="6E7B77"/>
           <w:sz w:val="17"/>
         </w:rPr>
-        <w:t>Table C1 — The panel. The median of the three, EGP 64.84, sits -16.0% from this study's own central of EGP 77.18 and -15.8% from the market price. It is NOT a confirmation of anything: two of the three panel methods are anchored on the same forecast the central uses, and the one that is not — replacement cost — is the highest read in the study. An earlier edition compared this median to a weighted average of four lenses; those weights are retired, and the comparison is now against the published central.</w:t>
+        <w:t>Table C1 — The panel. The median of the three, EGP 64.84, sits -16.0% from this study's own central of EGP 77.19 and -15.8% from the market price. It is NOT a confirmation of anything: two of the three panel methods are anchored on the same forecast the central uses, and the one that is not — replacement cost — is the highest read in the study. An earlier edition compared this median to a weighted average of four lenses; those weights are retired, and the comparison is now against the published central.</w:t>
       </w:r>
     </w:p>
     <w:p>
@@ -24465,7 +24465,7 @@
                 <w:color w:val="1C3A36"/>
                 <w:sz w:val="16"/>
               </w:rPr>
-              <w:t>It is the point of the range: the bull corner is EGP 65.57, barely above the central of EGP 77.18, while the bear corner is EGP 45.65 on the FY2023 margin this company actually filed. Essentially the whole range is downside, and a symmetric band would have concealed that.</w:t>
+              <w:t>It is the point of the range: the bull corner is EGP 65.57, barely above the central of EGP 77.19, while the bear corner is EGP 45.65 on the FY2023 margin this company actually filed. Essentially the whole range is downside, and a symmetric band would have concealed that.</w:t>
             </w:r>
           </w:p>
         </w:tc>
@@ -24538,7 +24538,7 @@
                 <w:color w:val="1C3A36"/>
                 <w:sz w:val="16"/>
               </w:rPr>
-              <w:t>The own-stock regression against the EGX30 returns 0.698 on an R-squared of 4.7%, below the usability floor, so tier 1 is not available. On the regression the lens would read EGP 88.96 against EGP 77.18 — +15.3%. The study's largest is terminal useful life at +22.5%.</w:t>
+              <w:t>The own-stock regression against the EGX30 returns 0.699 on an R-squared of 4.7%, below the usability floor, so tier 1 is not available. On the regression the lens would read EGP 88.87 against EGP 77.19 — +15.1%. The study's largest is terminal useful life at +22.5%.</w:t>
             </w:r>
           </w:p>
         </w:tc>
@@ -24684,7 +24684,7 @@
                 <w:color w:val="1C3A36"/>
                 <w:sz w:val="16"/>
               </w:rPr>
-              <w:t>Measured on this company's own returns. The return on replacement-cost capital is 11.73% against a terminal cost of capital of 16.74% — short of it by 501 basis points — so moving terminal growth from 3% to 7% takes the value from EGP 77.65 DOWN to EGP 77.18, -0.6%, about 0.12 a share for each point of growth, and the WRONG way. Growth funded at a return below the cost of capital destroys value, and section 1.8 shows the arithmetic.</w:t>
+              <w:t>Measured on this company's own returns. The return on replacement-cost capital is 11.73% against a terminal cost of capital of 16.74% — short of it by 501 basis points — so moving terminal growth from 3% to 7% takes the value from EGP 77.66 DOWN to EGP 77.19, -0.6%, about 0.12 a share for each point of growth, and the WRONG way. Growth funded at a return below the cost of capital destroys value, and section 1.8 shows the arithmetic.</w:t>
             </w:r>
           </w:p>
         </w:tc>
@@ -24734,7 +24734,7 @@
           <w:color w:val="1C3A36"/>
           <w:sz w:val="21"/>
         </w:rPr>
-        <w:t>Put in one room the three methods land between EGP 49.64 and EGP 65.57, a spread of 32.1% of the lower number, with a median of EGP 64.84 against a market price of EGP 77.00 — -15.8%. All three sit below the price, and so does the study's own central of EGP 77.18.</w:t>
+        <w:t>Put in one room the three methods land between EGP 49.64 and EGP 65.57, a spread of 32.1% of the lower number, with a median of EGP 64.84 against a market price of EGP 77.00 — -15.8%. All three sit below the price, and so does the study's own central of EGP 77.19.</w:t>
       </w:r>
     </w:p>
     <w:p>
@@ -25224,7 +25224,7 @@
                 <w:color w:val="1C3A36"/>
                 <w:sz w:val="16"/>
               </w:rPr>
-              <w:t>-12.34</w:t>
+              <w:t>-12.35</w:t>
             </w:r>
           </w:p>
         </w:tc>

--- a/engine/arcc_study/ARCC_Valuation_Study_10-09-2026_public.docx
+++ b/engine/arcc_study/ARCC_Valuation_Study_10-09-2026_public.docx
@@ -174,7 +174,7 @@
                 <w:color w:val="1C3A36"/>
                 <w:sz w:val="19"/>
               </w:rPr>
-              <w:t>The cash-flow lens — the value this study publishes — reads EGP 77.19, and the cross-checks around it span EGP 45.65 to EGP 65.57, against a market price of EGP 77.00 — +0.2%.</w:t>
+              <w:t>The cash-flow lens — the value this study publishes — reads EGP 77.18, and the cross-checks around it span EGP 45.65 to EGP 65.57, against a market price of EGP 77.00 — +0.2%.</w:t>
             </w:r>
           </w:p>
         </w:tc>
@@ -224,7 +224,7 @@
           <w:color w:val="1C3A36"/>
           <w:sz w:val="21"/>
         </w:rPr>
-        <w:t>Arabian Cement is worth EGP 77.19 a share on the cash-flow lens this study publishes, against a market price of EGP 77.00 on 3 September 2026 — +0.2%. The other reads span EGP 45.65 to EGP 65.57 and are published beside it rather than averaged into it, because they disagree for reasons a reader should see.</w:t>
+        <w:t>Arabian Cement is worth EGP 77.18 a share on the cash-flow lens this study publishes, against a market price of EGP 77.00 on 3 September 2026 — +0.2%. The other reads span EGP 45.65 to EGP 65.57 and are published beside it rather than averaged into it, because they disagree for reasons a reader should see.</w:t>
       </w:r>
     </w:p>
     <w:p>
@@ -238,7 +238,7 @@
           <w:color w:val="1C3A36"/>
           <w:sz w:val="21"/>
         </w:rPr>
-        <w:t>The shape of the range matters more than its width, and it is not symmetric. On the primary lens the bear corner is EGP 29.84 and the bull corner EGP 77.80 — barely above the central. Both corners move one business driver across the span this company's own audited accounts have printed, the EBITDA margin from 22.00% in FY2023 to 39.25% in FY2025, with the macro path held completely still. Essentially the whole range is downside: if the margin reverts to what this company earned in FY2023 the value is EGP 29.84. An earlier edition published a symmetric band of two margin points around the forecast and concealed that completely.</w:t>
+        <w:t>The shape of the range matters more than its width, and it is not symmetric. On the primary lens the bear corner is EGP 29.83 and the bull corner EGP 77.79 — barely above the central. Both corners move one business driver across the span this company's own audited accounts have printed, the EBITDA margin from 22.00% in FY2023 to 39.25% in FY2025, with the macro path held completely still. Essentially the whole range is downside: if the margin reverts to what this company earned in FY2023 the value is EGP 29.83. An earlier edition published a symmetric band of two margin points around the forecast and concealed that completely.</w:t>
       </w:r>
     </w:p>
     <w:p>
@@ -280,7 +280,7 @@
           <w:color w:val="1C3A36"/>
           <w:sz w:val="21"/>
         </w:rPr>
-        <w:t>What would change the answer is stated in section 7 and not buried: a cost of capital that normalises faster than the central bank's published path would raise this value materially, and beta is the input it would arrive through — worth +15.1% of value and published both ways rather than averaged. The study's LARGEST contested judgement is a different one — terminal useful life, worth +22.5% — and it is set out with the rest in section 1.9.</w:t>
+        <w:t>What would change the answer is stated in section 7 and not buried: a cost of capital that normalises faster than the central bank's published path would raise this value materially, and beta is the input it would arrive through — worth +15.3% of value and published both ways rather than averaged. The study's LARGEST contested judgement is a different one — terminal useful life, worth +22.5% — and it is set out with the rest in section 1.9.</w:t>
       </w:r>
     </w:p>
     <w:p>
@@ -459,7 +459,7 @@
                 <w:color w:val="1C3A36"/>
                 <w:sz w:val="18"/>
               </w:rPr>
-              <w:t>77.19</w:t>
+              <w:t>77.18</w:t>
             </w:r>
           </w:p>
         </w:tc>
@@ -1190,7 +1190,7 @@
           <w:color w:val="1C3A36"/>
           <w:sz w:val="21"/>
         </w:rPr>
-        <w:t>Four lenses are read and ONE of them is the answer. A discounted cash-flow model built up from tonnes and costs is the primary for this class, and the figure this study publishes is that lens and nothing else: EGP 77.19. Relative multiples, normalised earnings power and replacement cost are CROSS-CHECKS, published in the same table so a reader can see where they disagree — they span EGP 45.65 to EGP 65.57 — and none of them is averaged into the answer. There are no weights in this model to report. An earlier edition blended the four at 50/20/22/8 and would have read EGP 63.89; those weights had never cleared any out-of-sample test, and a number produced by averaging several methods is not more robust than the best of them — it is a new method with free parameters nobody tested, importing every weakness of the weakest lens at whatever weight somebody typed. Where several methods disagree the honest thing is to publish the disagreement and say which one the answer is.</w:t>
+        <w:t>Four lenses are read and ONE of them is the answer. A discounted cash-flow model built up from tonnes and costs is the primary for this class, and the figure this study publishes is that lens and nothing else: EGP 77.18. Relative multiples, normalised earnings power and replacement cost are CROSS-CHECKS, published in the same table so a reader can see where they disagree — they span EGP 45.65 to EGP 65.57 — and none of them is averaged into the answer. There are no weights in this model to report. An earlier edition blended the four at 50/20/22/8 and would have read EGP 63.89; those weights had never cleared any out-of-sample test, and a number produced by averaging several methods is not more robust than the best of them — it is a new method with free parameters nobody tested, importing every weakness of the weakest lens at whatever weight somebody typed. Where several methods disagree the honest thing is to publish the disagreement and say which one the answer is.</w:t>
       </w:r>
     </w:p>
     <w:p>
@@ -5451,7 +5451,7 @@
                 <w:color w:val="1C3A36"/>
                 <w:sz w:val="18"/>
               </w:rPr>
-              <w:t>0.927</w:t>
+              <w:t>0.928</w:t>
             </w:r>
           </w:p>
         </w:tc>
@@ -6225,7 +6225,7 @@
                 <w:color w:val="1C3A36"/>
                 <w:sz w:val="18"/>
               </w:rPr>
-              <w:t>0.5462</w:t>
+              <w:t>0.5461</w:t>
             </w:r>
           </w:p>
         </w:tc>
@@ -6349,7 +6349,7 @@
           <w:color w:val="1C3A36"/>
           <w:sz w:val="21"/>
         </w:rPr>
-        <w:t>The only market index against which an Egyptian Exchange listing can properly be measured is the EGX30. Measured against it, over 4.94 years of weekly returns to 2026-09-03, Arabian Cement returns a beta of 0.699 on 256 observations — with an R-squared of 4.7% and a standard error of 0.231. An R-squared of 4.7% means the index explains under a twentieth of this share's movement. That is below the threshold at which a regression is treated as usable, so the regression is NOT adopted, and its diagnostics are printed here rather than tucked away.</w:t>
+        <w:t>The only market index against which an Egyptian Exchange listing can properly be measured is the EGX30. Measured against it, over 4.89 years of weekly returns to 2026-07-16, Arabian Cement returns a beta of 0.698 on 253 observations — with an R-squared of 4.7% and a standard error of 0.228. An R-squared of 4.7% means the index explains under a twentieth of this share's movement. That is below the threshold at which a regression is treated as usable, so the regression is NOT adopted, and its diagnostics are printed here rather than tucked away.</w:t>
       </w:r>
     </w:p>
     <w:p>
@@ -6377,7 +6377,7 @@
           <w:color w:val="1C3A36"/>
           <w:sz w:val="21"/>
         </w:rPr>
-        <w:t>What replaces it is the ordinary fallback when a company's own history cannot carry the estimate: the betas of comparable Egyptian companies. The peer set was named before any of it was measured — Lecico, Egypt Aluminium, Orascom Construction and Egyptian Chemical Industries, the country's building-materials and construction complex — and their betas against the EGX30 are 0.814, 0.919, 0.935, 1.020. The median, 0.927, is adopted. Sinai Cement is the closest business match of all and is deliberately NOT used: its own regression is weaker still, and a second unusable number does not make a usable one. It is reported here as evidence about how thinly this sector trades rather than as an input.</w:t>
+        <w:t>What replaces it is the ordinary fallback when a company's own history cannot carry the estimate: the betas of comparable Egyptian companies. The peer set was named before any of it was measured — Lecico, Egypt Aluminium, Orascom Construction and Egyptian Chemical Industries, the country's building-materials and construction complex — and their betas against the EGX30 are 0.815, 0.919, 0.936, 1.030. The median, 0.928, is adopted. Sinai Cement is the closest business match of all and is deliberately NOT used: its own regression is weaker still, and a second unusable number does not make a usable one. It is reported here as evidence about how thinly this sector trades rather than as an input.</w:t>
       </w:r>
     </w:p>
     <w:p>
@@ -6405,7 +6405,7 @@
           <w:color w:val="1C3A36"/>
           <w:sz w:val="21"/>
         </w:rPr>
-        <w:t>The consequence is large and is published as a value rather than described: on the withdrawn basket figure the cash-flow lens would read 88.87 against 77.19 on the adopted one, a difference of +15.1%.</w:t>
+        <w:t>The consequence is large and is published as a value rather than described: on the withdrawn basket figure the cash-flow lens would read 88.96 against 77.18 on the adopted one, a difference of +15.3%.</w:t>
       </w:r>
     </w:p>
     <w:tbl>
@@ -6680,7 +6680,7 @@
           <w:color w:val="6E7B77"/>
           <w:sz w:val="17"/>
         </w:rPr>
-        <w:t>Table 8 — Fair value across the fixed comparability anchors. These are round numbers held constant so studies can be compared, and they therefore do NOT track any one regression's confidence interval — on this name the withdrawn own-stock estimate carries a 95% interval of 0.25 to 1.15, whose LOWER end sits below the lowest anchor here and would put the cash-flow lens at EGP 134.41. That end is the value-RAISING one, and it is stated rather than left off the table: a wider interval than the anchors show is a fact about how little this regression establishes, not a reason to print a narrower one.</w:t>
+        <w:t>Table 8 — Fair value across the fixed comparability anchors. These are round numbers held constant so studies can be compared, and they therefore do NOT track any one regression's confidence interval — on this name the withdrawn own-stock estimate carries a 95% interval of 0.25 to 1.15, whose LOWER end sits below the lowest anchor here and would put the cash-flow lens at EGP 133.85. That end is the value-RAISING one, and it is stated rather than left off the table: a wider interval than the anchors show is a fact about how little this regression establishes, not a reason to print a narrower one.</w:t>
       </w:r>
     </w:p>
     <w:p>
@@ -6694,7 +6694,7 @@
           <w:color w:val="1C3A36"/>
           <w:sz w:val="21"/>
         </w:rPr>
-        <w:t>ONE MORE BETA, AND IT IS NOT THE ONE ABOVE. Everything in this section concerns the beta the EXPLICIT window runs on. The terminal block runs on a different one — 1.074 against 0.927 — and the difference is not a second estimate but the same estimate at a different capital structure. The company today carries debt at 3.78% of its capital and holds more cash than debt; the terminal assumes it has settled at 20.0%, which is the structure a mature cement producer in this market would be expected to hold. A beta is a levered quantity, so it cannot be carried across that change unaltered: it is unlevered at the observed structure to an asset beta of 0.900 and relevered at the terminal one.</w:t>
+        <w:t>ONE MORE BETA, AND IT IS NOT THE ONE ABOVE. Everything in this section concerns the beta the EXPLICIT window runs on. The terminal block runs on a different one — 1.074 against 0.928 — and the difference is not a second estimate but the same estimate at a different capital structure. The company today carries debt at 3.78% of its capital and holds more cash than debt; the terminal assumes it has settled at 20.0%, which is the structure a mature cement producer in this market would be expected to hold. A beta is a levered quantity, so it cannot be carried across that change unaltered: it is unlevered at the observed structure to an asset beta of 0.900 and relevered at the terminal one.</w:t>
       </w:r>
     </w:p>
     <w:p>
@@ -6722,7 +6722,7 @@
           <w:color w:val="1C3A36"/>
           <w:sz w:val="21"/>
         </w:rPr>
-        <w:t>WHAT THE STEP IS WORTH, because a construction disclosed without its price is only half-disclosed. Relevering raises the terminal beta and therefore the terminal discount rate: carrying the explicit 0.927 straight through instead would lower the terminal cost of capital and RAISE the value. This study takes the more expensive of the two, and it does so because the terminal capital structure it assumes is a real assumption with a real consequence, not because the answer is preferred.</w:t>
+        <w:t>WHAT THE STEP IS WORTH, because a construction disclosed without its price is only half-disclosed. Relevering raises the terminal beta and therefore the terminal discount rate: carrying the explicit 0.928 straight through instead would lower the terminal cost of capital and RAISE the value. This study takes the more expensive of the two, and it does so because the terminal capital structure it assumes is a real assumption with a real consequence, not because the answer is preferred.</w:t>
       </w:r>
     </w:p>
     <w:p>
@@ -8400,7 +8400,7 @@
                 <w:color w:val="1C3A36"/>
                 <w:sz w:val="17"/>
               </w:rPr>
-              <w:t>0.5462</w:t>
+              <w:t>0.5461</w:t>
             </w:r>
           </w:p>
         </w:tc>
@@ -8848,7 +8848,7 @@
                 <w:color w:val="1C3A36"/>
                 <w:sz w:val="18"/>
               </w:rPr>
-              <w:t>16,871</w:t>
+              <w:t>16,868</w:t>
             </w:r>
           </w:p>
         </w:tc>
@@ -8866,7 +8866,7 @@
                 <w:color w:val="1C3A36"/>
                 <w:sz w:val="18"/>
               </w:rPr>
-              <w:t>45.01</w:t>
+              <w:t>45.00</w:t>
             </w:r>
           </w:p>
         </w:tc>
@@ -8907,7 +8907,7 @@
                 <w:color w:val="1C3A36"/>
                 <w:sz w:val="18"/>
               </w:rPr>
-              <w:t>28,247</w:t>
+              <w:t>28,245</w:t>
             </w:r>
           </w:p>
         </w:tc>
@@ -9078,7 +9078,7 @@
                 <w:color w:val="1C3A36"/>
                 <w:sz w:val="18"/>
               </w:rPr>
-              <w:t>28,934</w:t>
+              <w:t>28,932</w:t>
             </w:r>
           </w:p>
         </w:tc>
@@ -9098,7 +9098,7 @@
                 <w:color w:val="1C3A36"/>
                 <w:sz w:val="18"/>
               </w:rPr>
-              <w:t>77.19</w:t>
+              <w:t>77.18</w:t>
             </w:r>
           </w:p>
         </w:tc>
@@ -9445,7 +9445,7 @@
           <w:color w:val="1C3A36"/>
           <w:sz w:val="21"/>
         </w:rPr>
-        <w:t>Growth in the terminal is charged at what growth costs — the capital a REAL increase in capacity requires, at the replacement cost of that capacity — and this model takes no real growth, so it charges none for it. Whether it should is the ordinary question: does a new tonne earn more than it costs? Terminal profit over invested capital is 11.73% against a terminal rate of 16.7% — 501 basis points BELOW it. Growth therefore DESTROYS value: the cash-flow lens is EGP 77.66 at 3% terminal growth and EGP 77.19 at 7%, so four extra points of perpetual growth take the value DOWN by 0.6%. The practical conclusion is the one that matters: on a replacement-cost denominator this plant roughly breaks even on new tonnes, in a market carrying 76Mt of capacity against 54Mt of consumption, so nothing in this valuation is bought with an assumption about perpetual growth. A reader who prefers the book basis should know it lifts the valuation substantially, and should say why a plant carried at a tenth of replacement cost is the right denominator.</w:t>
+        <w:t>Growth in the terminal is charged at what growth costs — the capital a REAL increase in capacity requires, at the replacement cost of that capacity — and this model takes no real growth, so it charges none for it. Whether it should is the ordinary question: does a new tonne earn more than it costs? Terminal profit over invested capital is 11.73% against a terminal rate of 16.7% — 501 basis points BELOW it. Growth therefore DESTROYS value: the cash-flow lens is EGP 77.65 at 3% terminal growth and EGP 77.18 at 7%, so four extra points of perpetual growth take the value DOWN by 0.6%. The practical conclusion is the one that matters: on a replacement-cost denominator this plant roughly breaks even on new tonnes, in a market carrying 76Mt of capacity against 54Mt of consumption, so nothing in this valuation is bought with an assumption about perpetual growth. A reader who prefers the book basis should know it lifts the valuation substantially, and should say why a plant carried at a tenth of replacement cost is the right denominator.</w:t>
       </w:r>
     </w:p>
     <w:tbl>
@@ -9644,7 +9644,7 @@
                 <w:color w:val="1C3A36"/>
                 <w:sz w:val="18"/>
               </w:rPr>
-              <w:t>80.32</w:t>
+              <w:t>80.31</w:t>
             </w:r>
           </w:p>
         </w:tc>
@@ -9735,7 +9735,7 @@
                 <w:color w:val="1C3A36"/>
                 <w:sz w:val="18"/>
               </w:rPr>
-              <w:t>78.96</w:t>
+              <w:t>78.95</w:t>
             </w:r>
           </w:p>
         </w:tc>
@@ -9771,7 +9771,7 @@
                 <w:color w:val="1C3A36"/>
                 <w:sz w:val="18"/>
               </w:rPr>
-              <w:t>78.93</w:t>
+              <w:t>78.92</w:t>
             </w:r>
           </w:p>
         </w:tc>
@@ -9789,7 +9789,7 @@
                 <w:color w:val="1C3A36"/>
                 <w:sz w:val="18"/>
               </w:rPr>
-              <w:t>78.77</w:t>
+              <w:t>78.76</w:t>
             </w:r>
           </w:p>
         </w:tc>
@@ -9807,7 +9807,7 @@
                 <w:color w:val="1C3A36"/>
                 <w:sz w:val="18"/>
               </w:rPr>
-              <w:t>78.48</w:t>
+              <w:t>78.47</w:t>
             </w:r>
           </w:p>
         </w:tc>
@@ -9844,7 +9844,7 @@
                 <w:color w:val="1C3A36"/>
                 <w:sz w:val="18"/>
               </w:rPr>
-              <w:t>77.66</w:t>
+              <w:t>77.65</w:t>
             </w:r>
           </w:p>
         </w:tc>
@@ -9880,7 +9880,7 @@
                 <w:color w:val="1C3A36"/>
                 <w:sz w:val="18"/>
               </w:rPr>
-              <w:t>77.63</w:t>
+              <w:t>77.62</w:t>
             </w:r>
           </w:p>
         </w:tc>
@@ -9916,7 +9916,7 @@
                 <w:color w:val="1C3A36"/>
                 <w:sz w:val="18"/>
               </w:rPr>
-              <w:t>77.19</w:t>
+              <w:t>77.18</w:t>
             </w:r>
           </w:p>
         </w:tc>
@@ -9953,7 +9953,7 @@
                 <w:color w:val="1C3A36"/>
                 <w:sz w:val="18"/>
               </w:rPr>
-              <w:t>76.39</w:t>
+              <w:t>76.38</w:t>
             </w:r>
           </w:p>
         </w:tc>
@@ -9989,7 +9989,7 @@
                 <w:color w:val="1C3A36"/>
                 <w:sz w:val="18"/>
               </w:rPr>
-              <w:t>76.36</w:t>
+              <w:t>76.35</w:t>
             </w:r>
           </w:p>
         </w:tc>
@@ -10007,7 +10007,7 @@
                 <w:color w:val="1C3A36"/>
                 <w:sz w:val="18"/>
               </w:rPr>
-              <w:t>76.21</w:t>
+              <w:t>76.20</w:t>
             </w:r>
           </w:p>
         </w:tc>
@@ -10025,7 +10025,7 @@
                 <w:color w:val="1C3A36"/>
                 <w:sz w:val="18"/>
               </w:rPr>
-              <w:t>75.93</w:t>
+              <w:t>75.92</w:t>
             </w:r>
           </w:p>
         </w:tc>
@@ -10080,7 +10080,7 @@
                 <w:color w:val="1C3A36"/>
                 <w:sz w:val="18"/>
               </w:rPr>
-              <w:t>75.18</w:t>
+              <w:t>75.17</w:t>
             </w:r>
           </w:p>
         </w:tc>
@@ -10098,7 +10098,7 @@
                 <w:color w:val="1C3A36"/>
                 <w:sz w:val="18"/>
               </w:rPr>
-              <w:t>75.13</w:t>
+              <w:t>75.12</w:t>
             </w:r>
           </w:p>
         </w:tc>
@@ -10116,7 +10116,7 @@
                 <w:color w:val="1C3A36"/>
                 <w:sz w:val="18"/>
               </w:rPr>
-              <w:t>74.98</w:t>
+              <w:t>74.97</w:t>
             </w:r>
           </w:p>
         </w:tc>
@@ -10134,7 +10134,7 @@
                 <w:color w:val="1C3A36"/>
                 <w:sz w:val="18"/>
               </w:rPr>
-              <w:t>74.70</w:t>
+              <w:t>74.69</w:t>
             </w:r>
           </w:p>
         </w:tc>
@@ -10391,7 +10391,7 @@
                 <w:color w:val="1C3A36"/>
                 <w:sz w:val="18"/>
               </w:rPr>
-              <w:t>95.42</w:t>
+              <w:t>95.41</w:t>
             </w:r>
           </w:p>
         </w:tc>
@@ -10409,7 +10409,7 @@
                 <w:color w:val="1C3A36"/>
                 <w:sz w:val="18"/>
               </w:rPr>
-              <w:t>86.73</w:t>
+              <w:t>86.72</w:t>
             </w:r>
           </w:p>
         </w:tc>
@@ -10445,7 +10445,7 @@
                 <w:color w:val="1C3A36"/>
                 <w:sz w:val="18"/>
               </w:rPr>
-              <w:t>74.16</w:t>
+              <w:t>74.15</w:t>
             </w:r>
           </w:p>
         </w:tc>
@@ -10463,7 +10463,7 @@
                 <w:color w:val="1C3A36"/>
                 <w:sz w:val="18"/>
               </w:rPr>
-              <w:t>69.47</w:t>
+              <w:t>69.46</w:t>
             </w:r>
           </w:p>
         </w:tc>
@@ -10500,7 +10500,7 @@
                 <w:color w:val="1C3A36"/>
                 <w:sz w:val="18"/>
               </w:rPr>
-              <w:t>93.79</w:t>
+              <w:t>93.78</w:t>
             </w:r>
           </w:p>
         </w:tc>
@@ -10536,7 +10536,7 @@
                 <w:color w:val="1C3A36"/>
                 <w:sz w:val="18"/>
               </w:rPr>
-              <w:t>78.48</w:t>
+              <w:t>78.47</w:t>
             </w:r>
           </w:p>
         </w:tc>
@@ -10609,7 +10609,7 @@
                 <w:color w:val="1C3A36"/>
                 <w:sz w:val="18"/>
               </w:rPr>
-              <w:t>92.20</w:t>
+              <w:t>92.19</w:t>
             </w:r>
           </w:p>
         </w:tc>
@@ -10627,7 +10627,7 @@
                 <w:color w:val="1C3A36"/>
                 <w:sz w:val="18"/>
               </w:rPr>
-              <w:t>83.84</w:t>
+              <w:t>83.83</w:t>
             </w:r>
           </w:p>
         </w:tc>
@@ -10645,7 +10645,7 @@
                 <w:color w:val="1C3A36"/>
                 <w:sz w:val="18"/>
               </w:rPr>
-              <w:t>77.19</w:t>
+              <w:t>77.18</w:t>
             </w:r>
           </w:p>
         </w:tc>
@@ -10663,7 +10663,7 @@
                 <w:color w:val="1C3A36"/>
                 <w:sz w:val="18"/>
               </w:rPr>
-              <w:t>71.76</w:t>
+              <w:t>71.75</w:t>
             </w:r>
           </w:p>
         </w:tc>
@@ -10681,7 +10681,7 @@
                 <w:color w:val="1C3A36"/>
                 <w:sz w:val="18"/>
               </w:rPr>
-              <w:t>67.25</w:t>
+              <w:t>67.24</w:t>
             </w:r>
           </w:p>
         </w:tc>
@@ -10718,7 +10718,7 @@
                 <w:color w:val="1C3A36"/>
                 <w:sz w:val="18"/>
               </w:rPr>
-              <w:t>90.65</w:t>
+              <w:t>90.64</w:t>
             </w:r>
           </w:p>
         </w:tc>
@@ -10736,7 +10736,7 @@
                 <w:color w:val="1C3A36"/>
                 <w:sz w:val="18"/>
               </w:rPr>
-              <w:t>82.45</w:t>
+              <w:t>82.44</w:t>
             </w:r>
           </w:p>
         </w:tc>
@@ -10754,7 +10754,7 @@
                 <w:color w:val="1C3A36"/>
                 <w:sz w:val="18"/>
               </w:rPr>
-              <w:t>75.93</w:t>
+              <w:t>75.92</w:t>
             </w:r>
           </w:p>
         </w:tc>
@@ -10772,7 +10772,7 @@
                 <w:color w:val="1C3A36"/>
                 <w:sz w:val="18"/>
               </w:rPr>
-              <w:t>70.61</w:t>
+              <w:t>70.60</w:t>
             </w:r>
           </w:p>
         </w:tc>
@@ -10827,7 +10827,7 @@
                 <w:color w:val="1C3A36"/>
                 <w:sz w:val="18"/>
               </w:rPr>
-              <w:t>89.14</w:t>
+              <w:t>89.13</w:t>
             </w:r>
           </w:p>
         </w:tc>
@@ -10845,7 +10845,7 @@
                 <w:color w:val="1C3A36"/>
                 <w:sz w:val="18"/>
               </w:rPr>
-              <w:t>81.10</w:t>
+              <w:t>81.09</w:t>
             </w:r>
           </w:p>
         </w:tc>
@@ -10863,7 +10863,7 @@
                 <w:color w:val="1C3A36"/>
                 <w:sz w:val="18"/>
               </w:rPr>
-              <w:t>74.70</w:t>
+              <w:t>74.69</w:t>
             </w:r>
           </w:p>
         </w:tc>
@@ -11154,7 +11154,7 @@
                 <w:color w:val="1C3A36"/>
                 <w:sz w:val="17"/>
               </w:rPr>
-              <w:t>77.32  (+0.2%)</w:t>
+              <w:t>77.31  (+0.2%)</w:t>
             </w:r>
           </w:p>
         </w:tc>
@@ -11191,7 +11191,7 @@
                 <w:color w:val="1C3A36"/>
                 <w:sz w:val="17"/>
               </w:rPr>
-              <w:t>0.927</w:t>
+              <w:t>0.928</w:t>
             </w:r>
           </w:p>
         </w:tc>
@@ -11209,7 +11209,7 @@
                 <w:color w:val="1C3A36"/>
                 <w:sz w:val="17"/>
               </w:rPr>
-              <w:t>0.699</w:t>
+              <w:t>0.698</w:t>
             </w:r>
           </w:p>
         </w:tc>
@@ -11227,7 +11227,7 @@
                 <w:color w:val="1C3A36"/>
                 <w:sz w:val="17"/>
               </w:rPr>
-              <w:t>88.87  (+15.1%)</w:t>
+              <w:t>88.96  (+15.3%)</w:t>
             </w:r>
           </w:p>
         </w:tc>
@@ -11300,7 +11300,7 @@
                 <w:color w:val="1C3A36"/>
                 <w:sz w:val="17"/>
               </w:rPr>
-              <w:t>81.32  (+5.4%)</w:t>
+              <w:t>81.31  (+5.4%)</w:t>
             </w:r>
           </w:p>
         </w:tc>
@@ -11373,7 +11373,7 @@
                 <w:color w:val="1C3A36"/>
                 <w:sz w:val="17"/>
               </w:rPr>
-              <w:t>94.55  (+22.5%)</w:t>
+              <w:t>94.54  (+22.5%)</w:t>
             </w:r>
           </w:p>
         </w:tc>
@@ -11423,7 +11423,7 @@
           <w:color w:val="1C3A36"/>
           <w:sz w:val="21"/>
         </w:rPr>
-        <w:t>On 6 August 2026 EFG Hermes published a Buy rating on ARCC with a target price of EGP 69.75, against a spot of EGP 77.00. Both models reproduce FY2025 revenue, cost of sales, gross profit, D&amp;A, capex and net cash to the pound, so the whole EGP -7.43 gap between the two targets is forward-looking. What follows replaces one driver of theirs with one of ours at a time and records the change, so the bars sum to the gap by construction rather than by a plug.</w:t>
+        <w:t>On 6 August 2026 EFG Hermes published a Buy rating on ARCC with a target price of EGP 69.75, against a spot of EGP 77.00. Both models reproduce FY2025 revenue, cost of sales, gross profit, D&amp;A, capex and net cash to the pound, so the whole EGP -7.42 gap between the two targets is forward-looking. What follows replaces one driver of theirs with one of ours at a time and records the change, so the bars sum to the gap by construction rather than by a plug.</w:t>
       </w:r>
     </w:p>
     <w:tbl>
@@ -11764,7 +11764,7 @@
                 <w:color w:val="1C3A36"/>
                 <w:sz w:val="17"/>
               </w:rPr>
-              <w:t>+21.93</w:t>
+              <w:t>+21.92</w:t>
             </w:r>
           </w:p>
         </w:tc>
@@ -12039,7 +12039,7 @@
                 <w:color w:val="1C3A36"/>
                 <w:sz w:val="17"/>
               </w:rPr>
-              <w:t>77.19</w:t>
+              <w:t>77.18</w:t>
             </w:r>
           </w:p>
         </w:tc>
@@ -12079,7 +12079,7 @@
           <w:color w:val="6E7B77"/>
           <w:sz w:val="17"/>
         </w:rPr>
-        <w:t>Table 14 — The reconciliation bridge. Bars sum to the gap exactly (+7.43 vs +7.43). Reproduced independently as a check before publication.</w:t>
+        <w:t>Table 14 — The reconciliation bridge. Bars sum to the gap exactly (+7.42 vs +7.42). Reproduced independently as a check before publication.</w:t>
       </w:r>
     </w:p>
     <w:p>
@@ -12147,7 +12147,7 @@
           <w:color w:val="1C3A36"/>
           <w:sz w:val="21"/>
         </w:rPr>
-        <w:t>Sorting the eight steps by who the evidence favours: the items where EFG’s own construction is inconsistent with itself sum to +3.85 — an internal date mismatch between their discount factors and their cash balance, a capex path that sits below their own depreciation in every tabulated year, a terminal value grown without a reinvestment charge, and a dividend of EGP 5.34/share, ex 12 April 2026, that their own front page discloses and their balance sheet does not appear to reflect. Two items are genuinely open — the operating build, where our volumes are higher and our margin path is lower, and the discount-rate convention, where their rate is below the sovereign risk-free rate early and harsher than ours late, worth a combined +3.61. The remaining -0.03 is a lens-weighting difference, not an error on either side.</w:t>
+        <w:t>Sorting the eight steps by who the evidence favours: the items where EFG’s own construction is inconsistent with itself sum to +3.84 — an internal date mismatch between their discount factors and their cash balance, a capex path that sits below their own depreciation in every tabulated year, a terminal value grown without a reinvestment charge, and a dividend of EGP 5.34/share, ex 12 April 2026, that their own front page discloses and their balance sheet does not appear to reflect. Two items are genuinely open — the operating build, where our volumes are higher and our margin path is lower, and the discount-rate convention, where their rate is below the sovereign risk-free rate early and harsher than ours late, worth a combined +3.61. The remaining -0.03 is a lens-weighting difference, not an error on either side.</w:t>
       </w:r>
     </w:p>
     <w:p>
@@ -12203,7 +12203,7 @@
           <w:color w:val="1C3A36"/>
           <w:sz w:val="19"/>
         </w:rPr>
-        <w:t>Terminal block (+21.93, EFG off mark). They grow FY2030 free cash flow at 2.5% for ever with no charge for keeping the plant standing. A perpetuity has to maintain its own capital: on replacement-cost capital of EGP 45,911 and the 20-year machinery life ARCC's own audited accounting-policies note discloses, that maintenance is EGP 2,296 a year, against book depreciation of EGP 643 already inside terminal profit. CAVEAT: the USD 130 per annual tonne behind that capital base is this model's least-verified single input.</w:t>
+        <w:t>Terminal block (+21.92, EFG off mark). They grow FY2030 free cash flow at 2.5% for ever with no charge for keeping the plant standing. A perpetuity has to maintain its own capital: on replacement-cost capital of EGP 45,911 and the 20-year machinery life ARCC's own audited accounting-policies note discloses, that maintenance is EGP 2,296 a year, against book depreciation of EGP 643 already inside terminal profit. CAVEAT: the USD 130 per annual tonne behind that capital base is this model's least-verified single input.</w:t>
       </w:r>
     </w:p>
     <w:p>
@@ -12217,7 +12217,7 @@
           <w:color w:val="1C3A36"/>
           <w:sz w:val="19"/>
         </w:rPr>
-        <w:t>Discount rate (-6.12, open — no referee). Their flat 20.06% is applied to FY2026 while the Egyptian 1-year T-bill yields 22.95% -- below the risk-free rate, which is hard to defend. Late in the window it runs the other way. On THEIR calendar, which is the only way to compare a rate against a rate, their year-five factor is 0.4813 against ours of 0.4440, so ours discounts the far end harder. The two work against each other and what is LEFT is this bar, -6.12 a share, which is the number to argue with rather than either convention.</w:t>
+        <w:t>Discount rate (-6.12, open — no referee). Their flat 20.06% is applied to FY2026 while the Egyptian 1-year T-bill yields 22.95% -- below the risk-free rate, which is hard to defend. Late in the window it runs the other way. On THEIR calendar, which is the only way to compare a rate against a rate, their year-five factor is 0.4813 against ours of 0.4439, so ours discounts the far end harder. The two work against each other and what is LEFT is this bar, -6.12 a share, which is the number to argue with rather than either convention.</w:t>
       </w:r>
     </w:p>
     <w:p>
@@ -13072,7 +13072,7 @@
                 <w:color w:val="1C3A36"/>
                 <w:sz w:val="17"/>
               </w:rPr>
-              <w:t>77.19</w:t>
+              <w:t>77.18</w:t>
             </w:r>
           </w:p>
         </w:tc>
@@ -13127,7 +13127,7 @@
                 <w:color w:val="1C3A36"/>
                 <w:sz w:val="17"/>
               </w:rPr>
-              <w:t>76.33</w:t>
+              <w:t>76.32</w:t>
             </w:r>
           </w:p>
         </w:tc>
@@ -13182,7 +13182,7 @@
                 <w:color w:val="1C3A36"/>
                 <w:sz w:val="17"/>
               </w:rPr>
-              <w:t>75.47</w:t>
+              <w:t>75.46</w:t>
             </w:r>
           </w:p>
         </w:tc>
@@ -13237,7 +13237,7 @@
                 <w:color w:val="1C3A36"/>
                 <w:sz w:val="17"/>
               </w:rPr>
-              <w:t>52.47</w:t>
+              <w:t>52.46</w:t>
             </w:r>
           </w:p>
         </w:tc>
@@ -13292,7 +13292,7 @@
                 <w:color w:val="1C3A36"/>
                 <w:sz w:val="17"/>
               </w:rPr>
-              <w:t>75.47</w:t>
+              <w:t>75.46</w:t>
             </w:r>
           </w:p>
         </w:tc>
@@ -13332,7 +13332,7 @@
           <w:color w:val="6E7B77"/>
           <w:sz w:val="17"/>
         </w:rPr>
-        <w:t>Table 16 — What EFG’s margin view is worth, held against both volume assumptions. Their margin on OUR volumes reaches EGP 75.47, -2.0% against the latest close; their margin AND their volumes together reach EGP 52.47, -31.9%. NEITHER clears the price, and the volume assumption is worth 23.00 a share between them — several times what the margin disagreement is worth, which is why the volume base carries its own sensitivity in section 1.2.</w:t>
+        <w:t>Table 16 — What EFG’s margin view is worth, held against both volume assumptions. Their margin on OUR volumes reaches EGP 75.46, -2.0% against the latest close; their margin AND their volumes together reach EGP 52.46, -31.9%. NEITHER clears the price, and the volume assumption is worth 23.00 a share between them — several times what the margin disagreement is worth, which is why the volume base carries its own sensitivity in section 1.2.</w:t>
       </w:r>
     </w:p>
     <w:p>
@@ -13360,7 +13360,7 @@
           <w:color w:val="1C3A36"/>
           <w:sz w:val="21"/>
         </w:rPr>
-        <w:t>Strip out the items resolved above and the honest disagreement left is one thing: how fast does the FY2025 margin peak fade. Everything else in the bridge is either a construction error on the published target (the date mismatch, the sub-depreciation capex path, the unfunded terminal growth, the still-outstanding dividend) or a lens-weighting convention that is not a factual dispute at all. A market price of EGP 77.00 sits between this study’s central of EGP 77.19 and EFG’s corrected-for-its-own-errors figure, closer to ours — but a buyer paying spot is not implicitly endorsing either model whole. Splitting the one open question down the middle — EFG’s margin path and this study’s volume path, averaged rather than either side’s optimism taken alone — prices at EGP 76.33, -0.9% against spot. That, not either published figure, is the number this study would defend if forced to name one.</w:t>
+        <w:t>Strip out the items resolved above and the honest disagreement left is one thing: how fast does the FY2025 margin peak fade. Everything else in the bridge is either a construction error on the published target (the date mismatch, the sub-depreciation capex path, the unfunded terminal growth, the still-outstanding dividend) or a lens-weighting convention that is not a factual dispute at all. A market price of EGP 77.00 sits between this study’s central of EGP 77.18 and EFG’s corrected-for-its-own-errors figure, closer to ours — but a buyer paying spot is not implicitly endorsing either model whole. Splitting the one open question down the middle — EFG’s margin path and this study’s volume path, averaged rather than either side’s optimism taken alone — prices at EGP 76.32, -0.9% against spot. That, not either published figure, is the number this study would defend if forced to name one.</w:t>
       </w:r>
     </w:p>
     <w:p>
@@ -14195,7 +14195,7 @@
                 <w:color w:val="1C3A36"/>
                 <w:sz w:val="18"/>
               </w:rPr>
-              <w:t>50.83</w:t>
+              <w:t>50.44</w:t>
             </w:r>
           </w:p>
         </w:tc>
@@ -14213,7 +14213,7 @@
                 <w:color w:val="1C3A36"/>
                 <w:sz w:val="18"/>
               </w:rPr>
-              <w:t>44.65</w:t>
+              <w:t>43.92</w:t>
             </w:r>
           </w:p>
         </w:tc>
@@ -14250,7 +14250,7 @@
                 <w:color w:val="1C3A36"/>
                 <w:sz w:val="18"/>
               </w:rPr>
-              <w:t>56.40</w:t>
+              <w:t>55.93</w:t>
             </w:r>
           </w:p>
         </w:tc>
@@ -14268,7 +14268,7 @@
                 <w:color w:val="1C3A36"/>
                 <w:sz w:val="18"/>
               </w:rPr>
-              <w:t>54.59</w:t>
+              <w:t>53.71</w:t>
             </w:r>
           </w:p>
         </w:tc>
@@ -14309,7 +14309,7 @@
                 <w:color w:val="1C3A36"/>
                 <w:sz w:val="18"/>
               </w:rPr>
-              <w:t>59.79</w:t>
+              <w:t>59.45</w:t>
             </w:r>
           </w:p>
         </w:tc>
@@ -14329,7 +14329,7 @@
                 <w:color w:val="1C3A36"/>
                 <w:sz w:val="18"/>
               </w:rPr>
-              <w:t>61.12</w:t>
+              <w:t>60.46</w:t>
             </w:r>
           </w:p>
         </w:tc>
@@ -14366,7 +14366,7 @@
                 <w:color w:val="1C3A36"/>
                 <w:sz w:val="18"/>
               </w:rPr>
-              <w:t>63.39</w:t>
+              <w:t>63.21</w:t>
             </w:r>
           </w:p>
         </w:tc>
@@ -14384,7 +14384,7 @@
                 <w:color w:val="1C3A36"/>
                 <w:sz w:val="18"/>
               </w:rPr>
-              <w:t>68.42</w:t>
+              <w:t>67.97</w:t>
             </w:r>
           </w:p>
         </w:tc>
@@ -14421,7 +14421,7 @@
                 <w:color w:val="1C3A36"/>
                 <w:sz w:val="18"/>
               </w:rPr>
-              <w:t>70.31</w:t>
+              <w:t>70.09</w:t>
             </w:r>
           </w:p>
         </w:tc>
@@ -14439,7 +14439,7 @@
                 <w:color w:val="1C3A36"/>
                 <w:sz w:val="18"/>
               </w:rPr>
-              <w:t>83.52</w:t>
+              <w:t>83.17</w:t>
             </w:r>
           </w:p>
         </w:tc>
@@ -14476,7 +14476,7 @@
                 <w:color w:val="1C3A36"/>
                 <w:sz w:val="18"/>
               </w:rPr>
-              <w:t>56.3%</w:t>
+              <w:t>53.4%</w:t>
             </w:r>
           </w:p>
         </w:tc>
@@ -14494,7 +14494,7 @@
                 <w:color w:val="1C3A36"/>
                 <w:sz w:val="18"/>
               </w:rPr>
-              <w:t>58.5%</w:t>
+              <w:t>55.6%</w:t>
             </w:r>
           </w:p>
         </w:tc>
@@ -14531,7 +14531,7 @@
                 <w:color w:val="1C3A36"/>
                 <w:sz w:val="18"/>
               </w:rPr>
-              <w:t>28.0%</w:t>
+              <w:t>27.8%</w:t>
             </w:r>
           </w:p>
         </w:tc>
@@ -14549,7 +14549,7 @@
                 <w:color w:val="1C3A36"/>
                 <w:sz w:val="18"/>
               </w:rPr>
-              <w:t>59.0%</w:t>
+              <w:t>58.0%</w:t>
             </w:r>
           </w:p>
         </w:tc>
@@ -14586,7 +14586,7 @@
                 <w:color w:val="1C3A36"/>
                 <w:sz w:val="18"/>
               </w:rPr>
-              <w:t>17.6%</w:t>
+              <w:t>19.8%</w:t>
             </w:r>
           </w:p>
         </w:tc>
@@ -14604,7 +14604,7 @@
                 <w:color w:val="1C3A36"/>
                 <w:sz w:val="18"/>
               </w:rPr>
-              <w:t>41.6%</w:t>
+              <w:t>45.5%</w:t>
             </w:r>
           </w:p>
         </w:tc>
@@ -14947,7 +14947,7 @@
                 <w:color w:val="1C3A36"/>
                 <w:sz w:val="18"/>
               </w:rPr>
-              <w:t>29.84</w:t>
+              <w:t>29.83</w:t>
             </w:r>
           </w:p>
         </w:tc>
@@ -14967,7 +14967,7 @@
                 <w:color w:val="1C3A36"/>
                 <w:sz w:val="18"/>
               </w:rPr>
-              <w:t>77.19</w:t>
+              <w:t>77.18</w:t>
             </w:r>
           </w:p>
         </w:tc>
@@ -14987,7 +14987,7 @@
                 <w:color w:val="1C3A36"/>
                 <w:sz w:val="18"/>
               </w:rPr>
-              <w:t>77.80</w:t>
+              <w:t>77.79</w:t>
             </w:r>
           </w:p>
         </w:tc>
@@ -15390,7 +15390,7 @@
           <w:color w:val="1C3A36"/>
           <w:sz w:val="21"/>
         </w:rPr>
-        <w:t>The lenses do not agree, and the pattern of their disagreement is the most useful thing in this study. One sits ABOVE the market price — DCF (cash flow), at EGP 77.19 — and two below: Relative multiples and Asset / replacement cost, at EGP 45.65 and EGP 65.57. The split is not assets against earnings. It runs between what the plant can be expected to EARN or COST from here, which both land above the market, and what the market is currently willing to PAY for a pound of Egyptian cement earnings, which is what the two multiple-based lenses measure and which lands below. A cement peer group trading at 6.2 times earnings in a country whose policy rate has a two in front of it is not obviously mispricing anything; it is discounting the same restart programme this study discounts, only harder and sooner.</w:t>
+        <w:t>The lenses do not agree, and the pattern of their disagreement is the most useful thing in this study. One sits ABOVE the market price — DCF (cash flow), at EGP 77.18 — and two below: Relative multiples and Asset / replacement cost, at EGP 45.65 and EGP 65.57. The split is not assets against earnings. It runs between what the plant can be expected to EARN or COST from here, which both land above the market, and what the market is currently willing to PAY for a pound of Egyptian cement earnings, which is what the two multiple-based lenses measure and which lands below. A cement peer group trading at 6.2 times earnings in a country whose policy rate has a two in front of it is not obviously mispricing anything; it is discounting the same restart programme this study discounts, only harder and sooner.</w:t>
       </w:r>
     </w:p>
     <w:p>
@@ -15404,7 +15404,7 @@
           <w:color w:val="1C3A36"/>
           <w:sz w:val="21"/>
         </w:rPr>
-        <w:t>This edition does not resolve that by weighting. A previous one blended the four readings at 50%/20%/22%/8% and published the average, EGP 63.89; but those weights were chosen rather than tested, and an average of four methods is a fifth method nobody has checked, carrying every weakness of the weakest at whatever weight somebody typed. The value published here is the cash-flow lens alone, EGP 77.19 against EGP 77.00 — +0.2% — and the other readings are printed beside it so the disagreement is visible rather than averaged away. A reader who believes replacement cost is a floor rather than a ceiling can read EGP 65.57 off the same table and reach the opposite conclusion; the case against doing so is the 12.6Mt restart programme, and it is a testable one.</w:t>
+        <w:t>This edition does not resolve that by weighting. A previous one blended the four readings at 50%/20%/22%/8% and published the average, EGP 63.89; but those weights were chosen rather than tested, and an average of four methods is a fifth method nobody has checked, carrying every weakness of the weakest at whatever weight somebody typed. The value published here is the cash-flow lens alone, EGP 77.18 against EGP 77.00 — +0.2% — and the other readings are printed beside it so the disagreement is visible rather than averaged away. A reader who believes replacement cost is a floor rather than a ceiling can read EGP 65.57 off the same table and reach the opposite conclusion; the case against doing so is the 12.6Mt restart programme, and it is a testable one.</w:t>
       </w:r>
     </w:p>
     <w:p>
@@ -15727,7 +15727,7 @@
                 <w:color w:val="1C3A36"/>
                 <w:sz w:val="17"/>
               </w:rPr>
-              <w:t>below 44.65</w:t>
+              <w:t>below 43.92</w:t>
             </w:r>
           </w:p>
         </w:tc>
@@ -15800,7 +15800,7 @@
                 <w:color w:val="1C3A36"/>
                 <w:sz w:val="17"/>
               </w:rPr>
-              <w:t>44.65 – 59.00</w:t>
+              <w:t>43.92 – 59.00</w:t>
             </w:r>
           </w:p>
         </w:tc>
@@ -15818,7 +15818,7 @@
                 <w:color w:val="1C3A36"/>
                 <w:sz w:val="17"/>
               </w:rPr>
-              <w:t>37%</w:t>
+              <w:t>39%</w:t>
             </w:r>
           </w:p>
         </w:tc>
@@ -15873,7 +15873,7 @@
                 <w:color w:val="1C3A36"/>
                 <w:sz w:val="17"/>
               </w:rPr>
-              <w:t>59.00 – 83.52</w:t>
+              <w:t>59.00 – 83.17</w:t>
             </w:r>
           </w:p>
         </w:tc>
@@ -15891,7 +15891,7 @@
                 <w:color w:val="1C3A36"/>
                 <w:sz w:val="17"/>
               </w:rPr>
-              <w:t>53%</w:t>
+              <w:t>51%</w:t>
             </w:r>
           </w:p>
         </w:tc>
@@ -15946,7 +15946,7 @@
                 <w:color w:val="1C3A36"/>
                 <w:sz w:val="17"/>
               </w:rPr>
-              <w:t>above 83.52</w:t>
+              <w:t>above 83.17</w:t>
             </w:r>
           </w:p>
         </w:tc>
@@ -16004,7 +16004,7 @@
           <w:color w:val="6E7B77"/>
           <w:sz w:val="17"/>
         </w:rPr>
-        <w:t>Table 20 — Zones, not forecasts. The four are exclusive and sum to 100%: each tail is carved OUT of the band beside it rather than counted twice. EVERY BOUNDARY AND EVERY PROBABILITY HERE IS MEASURED FROM THE EGP 59.00 ANCHOR THE SIMULATION WAS RUN ON, not from the EGP 77.00 latest close — the two are +30.5% apart on this edition. Splitting the bands at the latest close while keeping probabilities computed from the anchor would state the chance of finishing above one number using the distribution of another, which is worse than saying nothing. The latest close sits above this cone's 68.42 seventy-fifth percentile, and what a reader should take from that is that the price has moved well beyond the window this simulation was struck in, not that any zone below has become more likely.</w:t>
+        <w:t>Table 20 — Zones, not forecasts. The four are exclusive and sum to 100%: each tail is carved OUT of the band beside it rather than counted twice. EVERY BOUNDARY AND EVERY PROBABILITY HERE IS MEASURED FROM THE EGP 59.00 ANCHOR THE SIMULATION WAS RUN ON, not from the EGP 77.00 latest close — the two are +30.5% apart on this edition. Splitting the bands at the latest close while keeping probabilities computed from the anchor would state the chance of finishing above one number using the distribution of another, which is worse than saying nothing. The latest close sits above this cone's 67.97 seventy-fifth percentile, and what a reader should take from that is that the price has moved well beyond the window this simulation was struck in, not that any zone below has become more likely.</w:t>
       </w:r>
     </w:p>
     <w:p>
@@ -16060,7 +16060,7 @@
           <w:color w:val="1C3A36"/>
           <w:sz w:val="21"/>
         </w:rPr>
-        <w:t>Four reviewers tested the previous edition. Between them they showed that its volume came from an assumed price rather than from the plant, that its FY2025 validation was an identity that could not fail, that its terminal capital was measured in valuation-date pounds against a terminal-year cash flow, that its terminal cost of debt sat 250 basis points below its own terminal risk-free rate, that its terminal risk-free rate used the central bank's near-dated inflation target rather than its medium-term one, that its discount factors applied each year's rate one period late, that its beta was levered twice, and that ten rows of its income statement were labelled one row above their contents. All of that is corrected here. The central fair value moves from EGP 61.30 to EGP 77.19, and the conclusion moves from a premium over the market of that day to a discount of +0.2% against the latest close — large enough that this edition carries the gap review its own standing threshold requires, rather than being waved through as a small difference.</w:t>
+        <w:t>Four reviewers tested the previous edition. Between them they showed that its volume came from an assumed price rather than from the plant, that its FY2025 validation was an identity that could not fail, that its terminal capital was measured in valuation-date pounds against a terminal-year cash flow, that its terminal cost of debt sat 250 basis points below its own terminal risk-free rate, that its terminal risk-free rate used the central bank's near-dated inflation target rather than its medium-term one, that its discount factors applied each year's rate one period late, that its beta was levered twice, and that ten rows of its income statement were labelled one row above their contents. All of that is corrected here. The central fair value moves from EGP 61.30 to EGP 77.18, and the conclusion moves from a premium over the market of that day to a discount of +0.2% against the latest close — large enough that this edition carries the gap review its own standing threshold requires, rather than being waved through as a small difference.</w:t>
       </w:r>
     </w:p>
     <w:p>
@@ -16490,7 +16490,7 @@
                 <w:color w:val="1C3A36"/>
                 <w:sz w:val="17"/>
               </w:rPr>
-              <w:t>75.19</w:t>
+              <w:t>75.18</w:t>
             </w:r>
           </w:p>
         </w:tc>
@@ -16508,7 +16508,7 @@
                 <w:color w:val="1C3A36"/>
                 <w:sz w:val="17"/>
               </w:rPr>
-              <w:t>77.19</w:t>
+              <w:t>77.18</w:t>
             </w:r>
           </w:p>
         </w:tc>
@@ -16526,7 +16526,7 @@
                 <w:color w:val="1C3A36"/>
                 <w:sz w:val="17"/>
               </w:rPr>
-              <w:t>79.19</w:t>
+              <w:t>79.18</w:t>
             </w:r>
           </w:p>
         </w:tc>
@@ -16544,7 +16544,7 @@
                 <w:color w:val="1C3A36"/>
                 <w:sz w:val="17"/>
               </w:rPr>
-              <w:t>81.19</w:t>
+              <w:t>81.18</w:t>
             </w:r>
           </w:p>
         </w:tc>
@@ -16783,7 +16783,7 @@
                 <w:color w:val="1C3A36"/>
                 <w:sz w:val="17"/>
               </w:rPr>
-              <w:t>77.19</w:t>
+              <w:t>77.18</w:t>
             </w:r>
           </w:p>
         </w:tc>
@@ -16801,7 +16801,7 @@
                 <w:color w:val="1C3A36"/>
                 <w:sz w:val="17"/>
               </w:rPr>
-              <w:t>82.75</w:t>
+              <w:t>82.74</w:t>
             </w:r>
           </w:p>
         </w:tc>
@@ -16819,7 +16819,7 @@
                 <w:color w:val="1C3A36"/>
                 <w:sz w:val="17"/>
               </w:rPr>
-              <w:t>88.31</w:t>
+              <w:t>88.30</w:t>
             </w:r>
           </w:p>
         </w:tc>
@@ -24114,7 +24114,7 @@
           <w:color w:val="6E7B77"/>
           <w:sz w:val="17"/>
         </w:rPr>
-        <w:t>Table C1 — The panel. The median of the three, EGP 64.84, sits -16.0% from this study's own central of EGP 77.19 and -15.8% from the market price. It is NOT a confirmation of anything: two of the three panel methods are anchored on the same forecast the central uses, and the one that is not — replacement cost — is the highest read in the study. An earlier edition compared this median to a weighted average of four lenses; those weights are retired, and the comparison is now against the published central.</w:t>
+        <w:t>Table C1 — The panel. The median of the three, EGP 64.84, sits -16.0% from this study's own central of EGP 77.18 and -15.8% from the market price. It is NOT a confirmation of anything: two of the three panel methods are anchored on the same forecast the central uses, and the one that is not — replacement cost — is the highest read in the study. An earlier edition compared this median to a weighted average of four lenses; those weights are retired, and the comparison is now against the published central.</w:t>
       </w:r>
     </w:p>
     <w:p>
@@ -24465,7 +24465,7 @@
                 <w:color w:val="1C3A36"/>
                 <w:sz w:val="16"/>
               </w:rPr>
-              <w:t>It is the point of the range: the bull corner is EGP 65.57, barely above the central of EGP 77.19, while the bear corner is EGP 45.65 on the FY2023 margin this company actually filed. Essentially the whole range is downside, and a symmetric band would have concealed that.</w:t>
+              <w:t>It is the point of the range: the bull corner is EGP 65.57, barely above the central of EGP 77.18, while the bear corner is EGP 45.65 on the FY2023 margin this company actually filed. Essentially the whole range is downside, and a symmetric band would have concealed that.</w:t>
             </w:r>
           </w:p>
         </w:tc>
@@ -24538,7 +24538,7 @@
                 <w:color w:val="1C3A36"/>
                 <w:sz w:val="16"/>
               </w:rPr>
-              <w:t>The own-stock regression against the EGX30 returns 0.699 on an R-squared of 4.7%, below the usability floor, so tier 1 is not available. On the regression the lens would read EGP 88.87 against EGP 77.19 — +15.1%. The study's largest is terminal useful life at +22.5%.</w:t>
+              <w:t>The own-stock regression against the EGX30 returns 0.698 on an R-squared of 4.7%, below the usability floor, so tier 1 is not available. On the regression the lens would read EGP 88.96 against EGP 77.18 — +15.3%. The study's largest is terminal useful life at +22.5%.</w:t>
             </w:r>
           </w:p>
         </w:tc>
@@ -24684,7 +24684,7 @@
                 <w:color w:val="1C3A36"/>
                 <w:sz w:val="16"/>
               </w:rPr>
-              <w:t>Measured on this company's own returns. The return on replacement-cost capital is 11.73% against a terminal cost of capital of 16.74% — short of it by 501 basis points — so moving terminal growth from 3% to 7% takes the value from EGP 77.66 DOWN to EGP 77.19, -0.6%, about 0.12 a share for each point of growth, and the WRONG way. Growth funded at a return below the cost of capital destroys value, and section 1.8 shows the arithmetic.</w:t>
+              <w:t>Measured on this company's own returns. The return on replacement-cost capital is 11.73% against a terminal cost of capital of 16.74% — short of it by 501 basis points — so moving terminal growth from 3% to 7% takes the value from EGP 77.65 DOWN to EGP 77.18, -0.6%, about 0.12 a share for each point of growth, and the WRONG way. Growth funded at a return below the cost of capital destroys value, and section 1.8 shows the arithmetic.</w:t>
             </w:r>
           </w:p>
         </w:tc>
@@ -24734,7 +24734,7 @@
           <w:color w:val="1C3A36"/>
           <w:sz w:val="21"/>
         </w:rPr>
-        <w:t>Put in one room the three methods land between EGP 49.64 and EGP 65.57, a spread of 32.1% of the lower number, with a median of EGP 64.84 against a market price of EGP 77.00 — -15.8%. All three sit below the price, and so does the study's own central of EGP 77.19.</w:t>
+        <w:t>Put in one room the three methods land between EGP 49.64 and EGP 65.57, a spread of 32.1% of the lower number, with a median of EGP 64.84 against a market price of EGP 77.00 — -15.8%. All three sit below the price, and so does the study's own central of EGP 77.18.</w:t>
       </w:r>
     </w:p>
     <w:p>
@@ -25224,7 +25224,7 @@
                 <w:color w:val="1C3A36"/>
                 <w:sz w:val="16"/>
               </w:rPr>
-              <w:t>-12.35</w:t>
+              <w:t>-12.34</w:t>
             </w:r>
           </w:p>
         </w:tc>
